--- a/Backend/Director_Disclosure/Output_Disclosures/2024-25/ADANI_RENEWABLE_ENERGY_TWO_LIMITED/MBP-1/MBP1_KRUPALI_KUNDANLAL_TRIVEDI_10829616.docx
+++ b/Backend/Director_Disclosure/Output_Disclosures/2024-25/ADANI_RENEWABLE_ENERGY_TWO_LIMITED/MBP-1/MBP1_KRUPALI_KUNDANLAL_TRIVEDI_10829616.docx
@@ -93,197 +93,17 @@
     </w:p>
     <w:p>
       <w:pPr>
-        <w:spacing w:before="0" w:after="0"/>
-        <w:jc w:val="left"/>
-      </w:pPr>
-      <w:r>
-        <w:rPr>
-          <w:rFonts w:ascii="Adani" w:hAnsi="Adani"/>
-          <w:b w:val="0"/>
-          <w:sz w:val="20"/>
-          <w:u w:val="none"/>
-        </w:rPr>
-        <w:t>ADANI GREEN ENERGY TWENTY SEVEN B LIMITED</w:t>
-      </w:r>
-    </w:p>
-    <w:p>
-      <w:pPr>
-        <w:spacing w:before="0" w:after="0"/>
-        <w:jc w:val="left"/>
-      </w:pPr>
-      <w:r>
-        <w:rPr>
-          <w:rFonts w:ascii="Adani" w:hAnsi="Adani"/>
-          <w:b w:val="0"/>
-          <w:sz w:val="20"/>
-          <w:u w:val="none"/>
-        </w:rPr>
-        <w:t>ADANI GREEN ENERGY TWENTY SEVEN C LIMITED</w:t>
-      </w:r>
-    </w:p>
-    <w:p>
-      <w:pPr>
-        <w:spacing w:before="0" w:after="0"/>
-        <w:jc w:val="left"/>
-      </w:pPr>
-      <w:r>
-        <w:rPr>
-          <w:rFonts w:ascii="Adani" w:hAnsi="Adani"/>
-          <w:b w:val="0"/>
-          <w:sz w:val="20"/>
-          <w:u w:val="none"/>
-        </w:rPr>
-        <w:t>ADANI GREEN ENERGY TWENTY FIVE C LIMITED</w:t>
-      </w:r>
-    </w:p>
-    <w:p>
-      <w:pPr>
-        <w:spacing w:before="0" w:after="0"/>
-        <w:jc w:val="left"/>
-      </w:pPr>
-      <w:r>
-        <w:rPr>
-          <w:rFonts w:ascii="Adani" w:hAnsi="Adani"/>
-          <w:b w:val="0"/>
-          <w:sz w:val="20"/>
-          <w:u w:val="none"/>
-        </w:rPr>
-        <w:t>ADANI GREEN ENERGY TWENTY FOUR A LIMITED</w:t>
-      </w:r>
-    </w:p>
-    <w:p>
-      <w:pPr>
-        <w:spacing w:before="0" w:after="0"/>
-        <w:jc w:val="left"/>
-      </w:pPr>
-      <w:r>
-        <w:rPr>
-          <w:rFonts w:ascii="Adani" w:hAnsi="Adani"/>
-          <w:b w:val="0"/>
-          <w:sz w:val="20"/>
-          <w:u w:val="none"/>
-        </w:rPr>
-        <w:t>ADANI RENEWABLE ENERGY THREE LIMITED</w:t>
-      </w:r>
-    </w:p>
-    <w:p>
-      <w:pPr>
-        <w:spacing w:before="0" w:after="0"/>
-        <w:jc w:val="left"/>
-      </w:pPr>
-      <w:r>
-        <w:rPr>
-          <w:rFonts w:ascii="Adani" w:hAnsi="Adani"/>
-          <w:b w:val="0"/>
-          <w:sz w:val="20"/>
-          <w:u w:val="none"/>
-        </w:rPr>
-        <w:t>ADANI RENEWABLE ENERGY TWO LIMITED</w:t>
-      </w:r>
-    </w:p>
-    <w:p>
-      <w:pPr>
-        <w:spacing w:before="0" w:after="0"/>
-        <w:jc w:val="left"/>
-      </w:pPr>
-      <w:r>
-        <w:rPr>
-          <w:rFonts w:ascii="Adani" w:hAnsi="Adani"/>
-          <w:b w:val="0"/>
-          <w:sz w:val="20"/>
-          <w:u w:val="none"/>
-        </w:rPr>
-        <w:t>ADANI RENEWABLE ENERGY ONE LIMITED</w:t>
-      </w:r>
-    </w:p>
-    <w:p>
-      <w:pPr>
-        <w:spacing w:before="0" w:after="0"/>
-        <w:jc w:val="left"/>
-      </w:pPr>
-      <w:r>
-        <w:rPr>
-          <w:rFonts w:ascii="Adani" w:hAnsi="Adani"/>
-          <w:b w:val="0"/>
-          <w:sz w:val="20"/>
-          <w:u w:val="none"/>
-        </w:rPr>
-        <w:t>ADANI RENEWABLE ENERGY EIGHT LIMITED</w:t>
-      </w:r>
-    </w:p>
-    <w:p>
-      <w:pPr>
-        <w:spacing w:before="0" w:after="0"/>
-        <w:jc w:val="left"/>
-      </w:pPr>
-      <w:r>
-        <w:rPr>
-          <w:rFonts w:ascii="Adani" w:hAnsi="Adani"/>
-          <w:b w:val="0"/>
-          <w:sz w:val="20"/>
-          <w:u w:val="none"/>
-        </w:rPr>
-        <w:t>ADANI RENEWABLE ENERGY FOUR LIMITED</w:t>
-      </w:r>
-    </w:p>
-    <w:p>
-      <w:pPr>
-        <w:spacing w:before="0" w:after="0"/>
-        <w:jc w:val="left"/>
-      </w:pPr>
-      <w:r>
-        <w:rPr>
-          <w:rFonts w:ascii="Adani" w:hAnsi="Adani"/>
-          <w:b w:val="0"/>
-          <w:sz w:val="20"/>
-          <w:u w:val="none"/>
-        </w:rPr>
-        <w:t>ADANI RENEWABLE ENERGY FIVE LIMITED</w:t>
-      </w:r>
-    </w:p>
-    <w:p>
-      <w:pPr>
-        <w:spacing w:before="0" w:after="0"/>
-        <w:jc w:val="left"/>
-      </w:pPr>
-      <w:r>
-        <w:rPr>
-          <w:rFonts w:ascii="Adani" w:hAnsi="Adani"/>
-          <w:b w:val="0"/>
-          <w:sz w:val="20"/>
-          <w:u w:val="none"/>
-        </w:rPr>
-        <w:t>ADANI RENEWABLE ENERGY SIX LIMITED</w:t>
-      </w:r>
-    </w:p>
-    <w:p>
-      <w:pPr>
-        <w:spacing w:before="0" w:after="0"/>
-        <w:jc w:val="left"/>
-      </w:pPr>
-      <w:r>
-        <w:rPr>
-          <w:rFonts w:ascii="Adani" w:hAnsi="Adani"/>
-          <w:b w:val="0"/>
-          <w:sz w:val="20"/>
-          <w:u w:val="none"/>
-        </w:rPr>
-        <w:t>ADANI GREEN ENERGY TWENTY FIVE B LIMITED</w:t>
-      </w:r>
-    </w:p>
-    <w:p>
-      <w:pPr>
         <w:spacing w:before="0" w:after="160"/>
         <w:jc w:val="left"/>
       </w:pPr>
       <w:r>
         <w:rPr>
           <w:rFonts w:ascii="Adani" w:hAnsi="Adani"/>
-          <w:b w:val="0"/>
+          <w:b/>
           <w:sz w:val="20"/>
           <w:u w:val="none"/>
         </w:rPr>
-        <w:t>ADANI RENEWABLE ENERGY FORTY EIGHT LIMITED</w:t>
+        <w:t>ADANI RENEWABLE ENERGY TWO LIMITED</w:t>
       </w:r>
     </w:p>
     <w:p>
@@ -569,7 +389,7 @@
                 <w:sz w:val="18"/>
                 <w:u w:val="none"/>
               </w:rPr>
-              <w:t>ADANI GREEN ENERGY TWENTY SEVEN B LIMITED</w:t>
+              <w:t>ADANI GREEN ENERGY TWENTY SEVEN C LIMITED</w:t>
             </w:r>
           </w:p>
         </w:tc>
@@ -711,7 +531,7 @@
                 <w:sz w:val="18"/>
                 <w:u w:val="none"/>
               </w:rPr>
-              <w:t>ADANI GREEN ENERGY TWENTY SEVEN C LIMITED</w:t>
+              <w:t>ADANI GREEN ENERGY TWENTY SEVEN B LIMITED</w:t>
             </w:r>
           </w:p>
         </w:tc>
@@ -1137,7 +957,7 @@
                 <w:sz w:val="18"/>
                 <w:u w:val="none"/>
               </w:rPr>
-              <w:t>ADANI RENEWABLE ENERGY THREE LIMITED</w:t>
+              <w:t>ADANI RENEWABLE ENERGY EIGHT LIMITED</w:t>
             </w:r>
           </w:p>
         </w:tc>
@@ -1279,7 +1099,7 @@
                 <w:sz w:val="18"/>
                 <w:u w:val="none"/>
               </w:rPr>
-              <w:t>ADANI RENEWABLE ENERGY TWO LIMITED</w:t>
+              <w:t>ADANI RENEWABLE ENERGY FOUR LIMITED</w:t>
             </w:r>
           </w:p>
         </w:tc>
@@ -1421,7 +1241,7 @@
                 <w:sz w:val="18"/>
                 <w:u w:val="none"/>
               </w:rPr>
-              <w:t>ADANI RENEWABLE ENERGY ONE LIMITED</w:t>
+              <w:t>ADANI RENEWABLE ENERGY THREE LIMITED</w:t>
             </w:r>
           </w:p>
         </w:tc>
@@ -1563,7 +1383,7 @@
                 <w:sz w:val="18"/>
                 <w:u w:val="none"/>
               </w:rPr>
-              <w:t>ADANI RENEWABLE ENERGY EIGHT LIMITED</w:t>
+              <w:t>ADANI RENEWABLE ENERGY ONE LIMITED</w:t>
             </w:r>
           </w:p>
         </w:tc>
@@ -1705,7 +1525,7 @@
                 <w:sz w:val="18"/>
                 <w:u w:val="none"/>
               </w:rPr>
-              <w:t>ADANI RENEWABLE ENERGY FOUR LIMITED</w:t>
+              <w:t>ADANI RENEWABLE ENERGY TWO LIMITED</w:t>
             </w:r>
           </w:p>
         </w:tc>
@@ -1847,7 +1667,7 @@
                 <w:sz w:val="18"/>
                 <w:u w:val="none"/>
               </w:rPr>
-              <w:t>ADANI RENEWABLE ENERGY FIVE LIMITED</w:t>
+              <w:t>ADANI RENEWABLE ENERGY SIX LIMITED</w:t>
             </w:r>
           </w:p>
         </w:tc>
@@ -1989,7 +1809,7 @@
                 <w:sz w:val="18"/>
                 <w:u w:val="none"/>
               </w:rPr>
-              <w:t>ADANI RENEWABLE ENERGY SIX LIMITED</w:t>
+              <w:t>ADANI RENEWABLE ENERGY FIVE LIMITED</w:t>
             </w:r>
           </w:p>
         </w:tc>
@@ -2594,7 +2414,7 @@
                 <w:sz w:val="18"/>
                 <w:u w:val="none"/>
               </w:rPr>
-              <w:t>Date:   07th May, 2026</w:t>
+              <w:t>Date:   15th May, 2026</w:t>
             </w:r>
           </w:p>
         </w:tc>
@@ -2860,174 +2680,441 @@
         <w:t>:</w:t>
       </w:r>
     </w:p>
-    <w:p>
-      <w:pPr>
-        <w:pStyle w:val="ListNumber"/>
-        <w:spacing w:before="0" w:after="40"/>
-        <w:ind w:left="720"/>
-      </w:pPr>
-      <w:r>
-        <w:rPr>
-          <w:rFonts w:ascii="Adani" w:hAnsi="Adani"/>
-          <w:b w:val="0"/>
-          <w:sz w:val="20"/>
-          <w:u w:val="none"/>
-        </w:rPr>
-        <w:t>Father</w:t>
-        <w:tab/>
-        <w:tab/>
-        <w:t>:</w:t>
-        <w:tab/>
-        <w:t>NIL</w:t>
-      </w:r>
-    </w:p>
-    <w:p>
-      <w:pPr>
-        <w:pStyle w:val="ListNumber"/>
-        <w:spacing w:before="0" w:after="40"/>
-        <w:ind w:left="720"/>
-      </w:pPr>
-      <w:r>
-        <w:rPr>
-          <w:rFonts w:ascii="Adani" w:hAnsi="Adani"/>
-          <w:b w:val="0"/>
-          <w:sz w:val="20"/>
-          <w:u w:val="none"/>
-        </w:rPr>
-        <w:t>Mother</w:t>
-        <w:tab/>
-        <w:tab/>
-        <w:t>:</w:t>
-        <w:tab/>
-        <w:t>NIL</w:t>
-      </w:r>
-    </w:p>
-    <w:p>
-      <w:pPr>
-        <w:pStyle w:val="ListNumber"/>
-        <w:spacing w:before="0" w:after="40"/>
-        <w:ind w:left="720"/>
-      </w:pPr>
-      <w:r>
-        <w:rPr>
-          <w:rFonts w:ascii="Adani" w:hAnsi="Adani"/>
-          <w:b w:val="0"/>
-          <w:sz w:val="20"/>
-          <w:u w:val="none"/>
-        </w:rPr>
-        <w:t>Son</w:t>
-        <w:tab/>
-        <w:tab/>
-        <w:t>:</w:t>
-        <w:tab/>
-        <w:t>NIL</w:t>
-      </w:r>
-    </w:p>
-    <w:p>
-      <w:pPr>
-        <w:pStyle w:val="ListNumber"/>
-        <w:spacing w:before="0" w:after="40"/>
-        <w:ind w:left="720"/>
-      </w:pPr>
-      <w:r>
-        <w:rPr>
-          <w:rFonts w:ascii="Adani" w:hAnsi="Adani"/>
-          <w:b w:val="0"/>
-          <w:sz w:val="20"/>
-          <w:u w:val="none"/>
-        </w:rPr>
-        <w:t>Son's Wife</w:t>
-        <w:tab/>
-        <w:tab/>
-        <w:t>:</w:t>
-        <w:tab/>
-        <w:t>NIL</w:t>
-      </w:r>
-    </w:p>
-    <w:p>
-      <w:pPr>
-        <w:pStyle w:val="ListNumber"/>
-        <w:spacing w:before="0" w:after="40"/>
-        <w:ind w:left="720"/>
-      </w:pPr>
-      <w:r>
-        <w:rPr>
-          <w:rFonts w:ascii="Adani" w:hAnsi="Adani"/>
-          <w:b w:val="0"/>
-          <w:sz w:val="20"/>
-          <w:u w:val="none"/>
-        </w:rPr>
-        <w:t>Daughter</w:t>
-        <w:tab/>
-        <w:tab/>
-        <w:t>:</w:t>
-        <w:tab/>
-        <w:t>NIL</w:t>
-      </w:r>
-    </w:p>
-    <w:p>
-      <w:pPr>
-        <w:pStyle w:val="ListNumber"/>
-        <w:spacing w:before="0" w:after="40"/>
-        <w:ind w:left="720"/>
-      </w:pPr>
-      <w:r>
-        <w:rPr>
-          <w:rFonts w:ascii="Adani" w:hAnsi="Adani"/>
-          <w:b w:val="0"/>
-          <w:sz w:val="20"/>
-          <w:u w:val="none"/>
-        </w:rPr>
-        <w:t>Daughter's Husband</w:t>
-        <w:tab/>
-        <w:tab/>
-        <w:t>:</w:t>
-        <w:tab/>
-        <w:t>NIL</w:t>
-      </w:r>
-    </w:p>
-    <w:p>
-      <w:pPr>
-        <w:pStyle w:val="ListNumber"/>
-        <w:spacing w:before="0" w:after="40"/>
-        <w:ind w:left="720"/>
-      </w:pPr>
-      <w:r>
-        <w:rPr>
-          <w:rFonts w:ascii="Adani" w:hAnsi="Adani"/>
-          <w:b w:val="0"/>
-          <w:sz w:val="20"/>
-          <w:u w:val="none"/>
-        </w:rPr>
-        <w:t>Brother</w:t>
-        <w:tab/>
-        <w:tab/>
-        <w:t>:</w:t>
-        <w:tab/>
-        <w:t>NIL</w:t>
-      </w:r>
-    </w:p>
-    <w:p>
-      <w:pPr>
-        <w:pStyle w:val="ListNumber"/>
-        <w:spacing w:before="0" w:after="40"/>
-        <w:ind w:left="720"/>
-      </w:pPr>
-      <w:r>
-        <w:rPr>
-          <w:rFonts w:ascii="Adani" w:hAnsi="Adani"/>
-          <w:b w:val="0"/>
-          <w:sz w:val="20"/>
-          <w:u w:val="none"/>
-        </w:rPr>
-        <w:t>Sister</w:t>
-        <w:tab/>
-        <w:tab/>
-        <w:t>:</w:t>
-        <w:tab/>
-        <w:t>NIL</w:t>
-      </w:r>
-    </w:p>
+    <w:tbl>
+      <w:tblPr>
+        <w:tblW w:type="auto" w:w="0"/>
+        <w:jc w:val="left"/>
+        <w:tblLook w:firstColumn="1" w:firstRow="1" w:lastColumn="0" w:lastRow="0" w:noHBand="0" w:noVBand="1" w:val="04A0"/>
+      </w:tblPr>
+      <w:tblGrid>
+        <w:gridCol w:w="4536"/>
+        <w:gridCol w:w="4536"/>
+      </w:tblGrid>
+      <w:tr>
+        <w:tc>
+          <w:tcPr>
+            <w:tcW w:type="dxa" w:w="4536"/>
+            <w:tcBorders>
+              <w:top w:val="none"/>
+              <w:bottom w:val="none"/>
+              <w:left w:val="none"/>
+              <w:right w:val="none"/>
+            </w:tcBorders>
+          </w:tcPr>
+          <w:p>
+            <w:pPr>
+              <w:ind w:left="720"/>
+            </w:pPr>
+            <w:r>
+              <w:rPr>
+                <w:rFonts w:ascii="Adani" w:hAnsi="Adani"/>
+                <w:b w:val="0"/>
+                <w:sz w:val="20"/>
+                <w:u w:val="none"/>
+              </w:rPr>
+              <w:t>1.</w:t>
+              <w:tab/>
+              <w:t>Father</w:t>
+              <w:tab/>
+              <w:t>:</w:t>
+            </w:r>
+          </w:p>
+        </w:tc>
+        <w:tc>
+          <w:tcPr>
+            <w:tcW w:type="dxa" w:w="4536"/>
+            <w:tcBorders>
+              <w:top w:val="none"/>
+              <w:bottom w:val="none"/>
+              <w:left w:val="none"/>
+              <w:right w:val="none"/>
+            </w:tcBorders>
+          </w:tcPr>
+          <w:p>
+            <w:r>
+              <w:rPr>
+                <w:rFonts w:ascii="Adani" w:hAnsi="Adani"/>
+                <w:b w:val="0"/>
+                <w:sz w:val="20"/>
+                <w:u w:val="none"/>
+              </w:rPr>
+              <w:t>NIL</w:t>
+            </w:r>
+          </w:p>
+        </w:tc>
+      </w:tr>
+      <w:tr>
+        <w:tc>
+          <w:tcPr>
+            <w:tcW w:type="dxa" w:w="4536"/>
+            <w:tcBorders>
+              <w:top w:val="none"/>
+              <w:bottom w:val="none"/>
+              <w:left w:val="none"/>
+              <w:right w:val="none"/>
+            </w:tcBorders>
+          </w:tcPr>
+          <w:p>
+            <w:pPr>
+              <w:ind w:left="720"/>
+            </w:pPr>
+            <w:r>
+              <w:rPr>
+                <w:rFonts w:ascii="Adani" w:hAnsi="Adani"/>
+                <w:b w:val="0"/>
+                <w:sz w:val="20"/>
+                <w:u w:val="none"/>
+              </w:rPr>
+              <w:t>2.</w:t>
+              <w:tab/>
+              <w:t>Mother</w:t>
+              <w:tab/>
+              <w:t>:</w:t>
+            </w:r>
+          </w:p>
+        </w:tc>
+        <w:tc>
+          <w:tcPr>
+            <w:tcW w:type="dxa" w:w="4536"/>
+            <w:tcBorders>
+              <w:top w:val="none"/>
+              <w:bottom w:val="none"/>
+              <w:left w:val="none"/>
+              <w:right w:val="none"/>
+            </w:tcBorders>
+          </w:tcPr>
+          <w:p>
+            <w:r>
+              <w:rPr>
+                <w:rFonts w:ascii="Adani" w:hAnsi="Adani"/>
+                <w:b w:val="0"/>
+                <w:sz w:val="20"/>
+                <w:u w:val="none"/>
+              </w:rPr>
+              <w:t>NIL</w:t>
+            </w:r>
+          </w:p>
+        </w:tc>
+      </w:tr>
+      <w:tr>
+        <w:tc>
+          <w:tcPr>
+            <w:tcW w:type="dxa" w:w="4536"/>
+            <w:tcBorders>
+              <w:top w:val="none"/>
+              <w:bottom w:val="none"/>
+              <w:left w:val="none"/>
+              <w:right w:val="none"/>
+            </w:tcBorders>
+          </w:tcPr>
+          <w:p>
+            <w:pPr>
+              <w:ind w:left="720"/>
+            </w:pPr>
+            <w:r>
+              <w:rPr>
+                <w:rFonts w:ascii="Adani" w:hAnsi="Adani"/>
+                <w:b w:val="0"/>
+                <w:sz w:val="20"/>
+                <w:u w:val="none"/>
+              </w:rPr>
+              <w:t>3.</w:t>
+              <w:tab/>
+              <w:t>Son</w:t>
+              <w:tab/>
+              <w:t>:</w:t>
+            </w:r>
+          </w:p>
+        </w:tc>
+        <w:tc>
+          <w:tcPr>
+            <w:tcW w:type="dxa" w:w="4536"/>
+            <w:tcBorders>
+              <w:top w:val="none"/>
+              <w:bottom w:val="none"/>
+              <w:left w:val="none"/>
+              <w:right w:val="none"/>
+            </w:tcBorders>
+          </w:tcPr>
+          <w:p>
+            <w:r>
+              <w:rPr>
+                <w:rFonts w:ascii="Adani" w:hAnsi="Adani"/>
+                <w:b w:val="0"/>
+                <w:sz w:val="20"/>
+                <w:u w:val="none"/>
+              </w:rPr>
+              <w:t>NIL</w:t>
+            </w:r>
+          </w:p>
+        </w:tc>
+      </w:tr>
+      <w:tr>
+        <w:tc>
+          <w:tcPr>
+            <w:tcW w:type="dxa" w:w="4536"/>
+            <w:tcBorders>
+              <w:top w:val="none"/>
+              <w:bottom w:val="none"/>
+              <w:left w:val="none"/>
+              <w:right w:val="none"/>
+            </w:tcBorders>
+          </w:tcPr>
+          <w:p>
+            <w:pPr>
+              <w:ind w:left="720"/>
+            </w:pPr>
+            <w:r>
+              <w:rPr>
+                <w:rFonts w:ascii="Adani" w:hAnsi="Adani"/>
+                <w:b w:val="0"/>
+                <w:sz w:val="20"/>
+                <w:u w:val="none"/>
+              </w:rPr>
+              <w:t>4.</w:t>
+              <w:tab/>
+              <w:t>Son's Wife</w:t>
+              <w:tab/>
+              <w:t>:</w:t>
+            </w:r>
+          </w:p>
+        </w:tc>
+        <w:tc>
+          <w:tcPr>
+            <w:tcW w:type="dxa" w:w="4536"/>
+            <w:tcBorders>
+              <w:top w:val="none"/>
+              <w:bottom w:val="none"/>
+              <w:left w:val="none"/>
+              <w:right w:val="none"/>
+            </w:tcBorders>
+          </w:tcPr>
+          <w:p>
+            <w:r>
+              <w:rPr>
+                <w:rFonts w:ascii="Adani" w:hAnsi="Adani"/>
+                <w:b w:val="0"/>
+                <w:sz w:val="20"/>
+                <w:u w:val="none"/>
+              </w:rPr>
+              <w:t>NIL</w:t>
+            </w:r>
+          </w:p>
+        </w:tc>
+      </w:tr>
+      <w:tr>
+        <w:tc>
+          <w:tcPr>
+            <w:tcW w:type="dxa" w:w="4536"/>
+            <w:tcBorders>
+              <w:top w:val="none"/>
+              <w:bottom w:val="none"/>
+              <w:left w:val="none"/>
+              <w:right w:val="none"/>
+            </w:tcBorders>
+          </w:tcPr>
+          <w:p>
+            <w:pPr>
+              <w:ind w:left="720"/>
+            </w:pPr>
+            <w:r>
+              <w:rPr>
+                <w:rFonts w:ascii="Adani" w:hAnsi="Adani"/>
+                <w:b w:val="0"/>
+                <w:sz w:val="20"/>
+                <w:u w:val="none"/>
+              </w:rPr>
+              <w:t>5.</w:t>
+              <w:tab/>
+              <w:t>Daughter</w:t>
+              <w:tab/>
+              <w:t>:</w:t>
+            </w:r>
+          </w:p>
+        </w:tc>
+        <w:tc>
+          <w:tcPr>
+            <w:tcW w:type="dxa" w:w="4536"/>
+            <w:tcBorders>
+              <w:top w:val="none"/>
+              <w:bottom w:val="none"/>
+              <w:left w:val="none"/>
+              <w:right w:val="none"/>
+            </w:tcBorders>
+          </w:tcPr>
+          <w:p>
+            <w:r>
+              <w:rPr>
+                <w:rFonts w:ascii="Adani" w:hAnsi="Adani"/>
+                <w:b w:val="0"/>
+                <w:sz w:val="20"/>
+                <w:u w:val="none"/>
+              </w:rPr>
+              <w:t>NIL</w:t>
+            </w:r>
+          </w:p>
+        </w:tc>
+      </w:tr>
+      <w:tr>
+        <w:tc>
+          <w:tcPr>
+            <w:tcW w:type="dxa" w:w="4536"/>
+            <w:tcBorders>
+              <w:top w:val="none"/>
+              <w:bottom w:val="none"/>
+              <w:left w:val="none"/>
+              <w:right w:val="none"/>
+            </w:tcBorders>
+          </w:tcPr>
+          <w:p>
+            <w:pPr>
+              <w:ind w:left="720"/>
+            </w:pPr>
+            <w:r>
+              <w:rPr>
+                <w:rFonts w:ascii="Adani" w:hAnsi="Adani"/>
+                <w:b w:val="0"/>
+                <w:sz w:val="20"/>
+                <w:u w:val="none"/>
+              </w:rPr>
+              <w:t>6.</w:t>
+              <w:tab/>
+              <w:t>Daughter's Husband</w:t>
+              <w:tab/>
+              <w:t>:</w:t>
+            </w:r>
+          </w:p>
+        </w:tc>
+        <w:tc>
+          <w:tcPr>
+            <w:tcW w:type="dxa" w:w="4536"/>
+            <w:tcBorders>
+              <w:top w:val="none"/>
+              <w:bottom w:val="none"/>
+              <w:left w:val="none"/>
+              <w:right w:val="none"/>
+            </w:tcBorders>
+          </w:tcPr>
+          <w:p>
+            <w:r>
+              <w:rPr>
+                <w:rFonts w:ascii="Adani" w:hAnsi="Adani"/>
+                <w:b w:val="0"/>
+                <w:sz w:val="20"/>
+                <w:u w:val="none"/>
+              </w:rPr>
+              <w:t>NIL</w:t>
+            </w:r>
+          </w:p>
+        </w:tc>
+      </w:tr>
+      <w:tr>
+        <w:tc>
+          <w:tcPr>
+            <w:tcW w:type="dxa" w:w="4536"/>
+            <w:tcBorders>
+              <w:top w:val="none"/>
+              <w:bottom w:val="none"/>
+              <w:left w:val="none"/>
+              <w:right w:val="none"/>
+            </w:tcBorders>
+          </w:tcPr>
+          <w:p>
+            <w:pPr>
+              <w:ind w:left="720"/>
+            </w:pPr>
+            <w:r>
+              <w:rPr>
+                <w:rFonts w:ascii="Adani" w:hAnsi="Adani"/>
+                <w:b w:val="0"/>
+                <w:sz w:val="20"/>
+                <w:u w:val="none"/>
+              </w:rPr>
+              <w:t>7.</w:t>
+              <w:tab/>
+              <w:t>Brother</w:t>
+              <w:tab/>
+              <w:t>:</w:t>
+            </w:r>
+          </w:p>
+        </w:tc>
+        <w:tc>
+          <w:tcPr>
+            <w:tcW w:type="dxa" w:w="4536"/>
+            <w:tcBorders>
+              <w:top w:val="none"/>
+              <w:bottom w:val="none"/>
+              <w:left w:val="none"/>
+              <w:right w:val="none"/>
+            </w:tcBorders>
+          </w:tcPr>
+          <w:p>
+            <w:r>
+              <w:rPr>
+                <w:rFonts w:ascii="Adani" w:hAnsi="Adani"/>
+                <w:b w:val="0"/>
+                <w:sz w:val="20"/>
+                <w:u w:val="none"/>
+              </w:rPr>
+              <w:t>NIL</w:t>
+            </w:r>
+          </w:p>
+        </w:tc>
+      </w:tr>
+      <w:tr>
+        <w:tc>
+          <w:tcPr>
+            <w:tcW w:type="dxa" w:w="4536"/>
+            <w:tcBorders>
+              <w:top w:val="none"/>
+              <w:bottom w:val="none"/>
+              <w:left w:val="none"/>
+              <w:right w:val="none"/>
+            </w:tcBorders>
+          </w:tcPr>
+          <w:p>
+            <w:pPr>
+              <w:ind w:left="720"/>
+            </w:pPr>
+            <w:r>
+              <w:rPr>
+                <w:rFonts w:ascii="Adani" w:hAnsi="Adani"/>
+                <w:b w:val="0"/>
+                <w:sz w:val="20"/>
+                <w:u w:val="none"/>
+              </w:rPr>
+              <w:t>8.</w:t>
+              <w:tab/>
+              <w:t>Sister</w:t>
+              <w:tab/>
+              <w:t>:</w:t>
+            </w:r>
+          </w:p>
+        </w:tc>
+        <w:tc>
+          <w:tcPr>
+            <w:tcW w:type="dxa" w:w="4536"/>
+            <w:tcBorders>
+              <w:top w:val="none"/>
+              <w:bottom w:val="none"/>
+              <w:left w:val="none"/>
+              <w:right w:val="none"/>
+            </w:tcBorders>
+          </w:tcPr>
+          <w:p>
+            <w:r>
+              <w:rPr>
+                <w:rFonts w:ascii="Adani" w:hAnsi="Adani"/>
+                <w:b w:val="0"/>
+                <w:sz w:val="20"/>
+                <w:u w:val="none"/>
+              </w:rPr>
+              <w:t>NIL</w:t>
+            </w:r>
+          </w:p>
+        </w:tc>
+      </w:tr>
+    </w:tbl>
     <w:p/>
     <w:p>
       <w:pPr>
@@ -3364,7 +3451,7 @@
                 <w:sz w:val="18"/>
                 <w:u w:val="none"/>
               </w:rPr>
-              <w:t>Date:   07th May, 2026</w:t>
+              <w:t>Date:   15th May, 2026</w:t>
             </w:r>
           </w:p>
         </w:tc>
@@ -3525,7 +3612,7 @@
           <w:sz w:val="20"/>
           <w:u w:val="none"/>
         </w:rPr>
-        <w:t>07th May, 2026</w:t>
+        <w:t>15th May, 2026</w:t>
       </w:r>
     </w:p>
     <w:p>
@@ -3570,7 +3657,7 @@
           <w:sz w:val="20"/>
           <w:u w:val="none"/>
         </w:rPr>
-        <w:t>ADANI GREEN ENERGY TWENTY SEVEN B LIMITED</w:t>
+        <w:t>ADANI GREEN ENERGY TWENTY SEVEN C LIMITED</w:t>
       </w:r>
     </w:p>
     <w:p>
@@ -3585,7 +3672,7 @@
           <w:sz w:val="20"/>
           <w:u w:val="none"/>
         </w:rPr>
-        <w:t>ADANI GREEN ENERGY TWENTY SEVEN C LIMITED</w:t>
+        <w:t>ADANI GREEN ENERGY TWENTY SEVEN B LIMITED</w:t>
       </w:r>
     </w:p>
     <w:p>
@@ -3630,51 +3717,6 @@
           <w:sz w:val="20"/>
           <w:u w:val="none"/>
         </w:rPr>
-        <w:t>ADANI RENEWABLE ENERGY THREE LIMITED</w:t>
-      </w:r>
-    </w:p>
-    <w:p>
-      <w:pPr>
-        <w:spacing w:before="0" w:after="20"/>
-        <w:jc w:val="left"/>
-      </w:pPr>
-      <w:r>
-        <w:rPr>
-          <w:rFonts w:ascii="Adani" w:hAnsi="Adani"/>
-          <w:b/>
-          <w:sz w:val="20"/>
-          <w:u w:val="none"/>
-        </w:rPr>
-        <w:t>ADANI RENEWABLE ENERGY TWO LIMITED</w:t>
-      </w:r>
-    </w:p>
-    <w:p>
-      <w:pPr>
-        <w:spacing w:before="0" w:after="20"/>
-        <w:jc w:val="left"/>
-      </w:pPr>
-      <w:r>
-        <w:rPr>
-          <w:rFonts w:ascii="Adani" w:hAnsi="Adani"/>
-          <w:b/>
-          <w:sz w:val="20"/>
-          <w:u w:val="none"/>
-        </w:rPr>
-        <w:t>ADANI RENEWABLE ENERGY ONE LIMITED</w:t>
-      </w:r>
-    </w:p>
-    <w:p>
-      <w:pPr>
-        <w:spacing w:before="0" w:after="20"/>
-        <w:jc w:val="left"/>
-      </w:pPr>
-      <w:r>
-        <w:rPr>
-          <w:rFonts w:ascii="Adani" w:hAnsi="Adani"/>
-          <w:b/>
-          <w:sz w:val="20"/>
-          <w:u w:val="none"/>
-        </w:rPr>
         <w:t>ADANI RENEWABLE ENERGY EIGHT LIMITED</w:t>
       </w:r>
     </w:p>
@@ -3705,7 +3747,37 @@
           <w:sz w:val="20"/>
           <w:u w:val="none"/>
         </w:rPr>
-        <w:t>ADANI RENEWABLE ENERGY FIVE LIMITED</w:t>
+        <w:t>ADANI RENEWABLE ENERGY THREE LIMITED</w:t>
+      </w:r>
+    </w:p>
+    <w:p>
+      <w:pPr>
+        <w:spacing w:before="0" w:after="20"/>
+        <w:jc w:val="left"/>
+      </w:pPr>
+      <w:r>
+        <w:rPr>
+          <w:rFonts w:ascii="Adani" w:hAnsi="Adani"/>
+          <w:b/>
+          <w:sz w:val="20"/>
+          <w:u w:val="none"/>
+        </w:rPr>
+        <w:t>ADANI RENEWABLE ENERGY ONE LIMITED</w:t>
+      </w:r>
+    </w:p>
+    <w:p>
+      <w:pPr>
+        <w:spacing w:before="0" w:after="20"/>
+        <w:jc w:val="left"/>
+      </w:pPr>
+      <w:r>
+        <w:rPr>
+          <w:rFonts w:ascii="Adani" w:hAnsi="Adani"/>
+          <w:b/>
+          <w:sz w:val="20"/>
+          <w:u w:val="none"/>
+        </w:rPr>
+        <w:t>ADANI RENEWABLE ENERGY TWO LIMITED</w:t>
       </w:r>
     </w:p>
     <w:p>
@@ -3721,6 +3793,21 @@
           <w:u w:val="none"/>
         </w:rPr>
         <w:t>ADANI RENEWABLE ENERGY SIX LIMITED</w:t>
+      </w:r>
+    </w:p>
+    <w:p>
+      <w:pPr>
+        <w:spacing w:before="0" w:after="20"/>
+        <w:jc w:val="left"/>
+      </w:pPr>
+      <w:r>
+        <w:rPr>
+          <w:rFonts w:ascii="Adani" w:hAnsi="Adani"/>
+          <w:b/>
+          <w:sz w:val="20"/>
+          <w:u w:val="none"/>
+        </w:rPr>
+        <w:t>ADANI RENEWABLE ENERGY FIVE LIMITED</w:t>
       </w:r>
     </w:p>
     <w:p>
@@ -3811,7 +3898,7 @@
           <w:sz w:val="20"/>
           <w:u w:val="none"/>
         </w:rPr>
-        <w:t>ADANI GREEN ENERGY TWENTY SEVEN B LIMITED</w:t>
+        <w:t>ADANI GREEN ENERGY TWENTY SEVEN C LIMITED</w:t>
       </w:r>
     </w:p>
     <w:p>
@@ -3826,7 +3913,7 @@
           <w:sz w:val="20"/>
           <w:u w:val="none"/>
         </w:rPr>
-        <w:t>ADANI GREEN ENERGY TWENTY SEVEN C LIMITED</w:t>
+        <w:t>ADANI GREEN ENERGY TWENTY SEVEN B LIMITED</w:t>
       </w:r>
     </w:p>
     <w:p>
@@ -3871,51 +3958,6 @@
           <w:sz w:val="20"/>
           <w:u w:val="none"/>
         </w:rPr>
-        <w:t>ADANI RENEWABLE ENERGY THREE LIMITED</w:t>
-      </w:r>
-    </w:p>
-    <w:p>
-      <w:pPr>
-        <w:spacing w:before="0" w:after="20"/>
-        <w:jc w:val="left"/>
-      </w:pPr>
-      <w:r>
-        <w:rPr>
-          <w:rFonts w:ascii="Adani" w:hAnsi="Adani"/>
-          <w:b w:val="0"/>
-          <w:sz w:val="20"/>
-          <w:u w:val="none"/>
-        </w:rPr>
-        <w:t>ADANI RENEWABLE ENERGY TWO LIMITED</w:t>
-      </w:r>
-    </w:p>
-    <w:p>
-      <w:pPr>
-        <w:spacing w:before="0" w:after="20"/>
-        <w:jc w:val="left"/>
-      </w:pPr>
-      <w:r>
-        <w:rPr>
-          <w:rFonts w:ascii="Adani" w:hAnsi="Adani"/>
-          <w:b w:val="0"/>
-          <w:sz w:val="20"/>
-          <w:u w:val="none"/>
-        </w:rPr>
-        <w:t>ADANI RENEWABLE ENERGY ONE LIMITED</w:t>
-      </w:r>
-    </w:p>
-    <w:p>
-      <w:pPr>
-        <w:spacing w:before="0" w:after="20"/>
-        <w:jc w:val="left"/>
-      </w:pPr>
-      <w:r>
-        <w:rPr>
-          <w:rFonts w:ascii="Adani" w:hAnsi="Adani"/>
-          <w:b w:val="0"/>
-          <w:sz w:val="20"/>
-          <w:u w:val="none"/>
-        </w:rPr>
         <w:t>ADANI RENEWABLE ENERGY EIGHT LIMITED</w:t>
       </w:r>
     </w:p>
@@ -3946,7 +3988,37 @@
           <w:sz w:val="20"/>
           <w:u w:val="none"/>
         </w:rPr>
-        <w:t>ADANI RENEWABLE ENERGY FIVE LIMITED</w:t>
+        <w:t>ADANI RENEWABLE ENERGY THREE LIMITED</w:t>
+      </w:r>
+    </w:p>
+    <w:p>
+      <w:pPr>
+        <w:spacing w:before="0" w:after="20"/>
+        <w:jc w:val="left"/>
+      </w:pPr>
+      <w:r>
+        <w:rPr>
+          <w:rFonts w:ascii="Adani" w:hAnsi="Adani"/>
+          <w:b w:val="0"/>
+          <w:sz w:val="20"/>
+          <w:u w:val="none"/>
+        </w:rPr>
+        <w:t>ADANI RENEWABLE ENERGY ONE LIMITED</w:t>
+      </w:r>
+    </w:p>
+    <w:p>
+      <w:pPr>
+        <w:spacing w:before="0" w:after="20"/>
+        <w:jc w:val="left"/>
+      </w:pPr>
+      <w:r>
+        <w:rPr>
+          <w:rFonts w:ascii="Adani" w:hAnsi="Adani"/>
+          <w:b w:val="0"/>
+          <w:sz w:val="20"/>
+          <w:u w:val="none"/>
+        </w:rPr>
+        <w:t>ADANI RENEWABLE ENERGY TWO LIMITED</w:t>
       </w:r>
     </w:p>
     <w:p>
@@ -3962,6 +4034,21 @@
           <w:u w:val="none"/>
         </w:rPr>
         <w:t>ADANI RENEWABLE ENERGY SIX LIMITED</w:t>
+      </w:r>
+    </w:p>
+    <w:p>
+      <w:pPr>
+        <w:spacing w:before="0" w:after="20"/>
+        <w:jc w:val="left"/>
+      </w:pPr>
+      <w:r>
+        <w:rPr>
+          <w:rFonts w:ascii="Adani" w:hAnsi="Adani"/>
+          <w:b w:val="0"/>
+          <w:sz w:val="20"/>
+          <w:u w:val="none"/>
+        </w:rPr>
+        <w:t>ADANI RENEWABLE ENERGY FIVE LIMITED</w:t>
       </w:r>
     </w:p>
     <w:p>
@@ -4990,7 +5077,7 @@
                 <w:sz w:val="18"/>
                 <w:u w:val="none"/>
               </w:rPr>
-              <w:t>U40106GJ2020PLC114740</w:t>
+              <w:t>U40106GJ2020PLC114394</w:t>
             </w:r>
           </w:p>
         </w:tc>
@@ -5018,7 +5105,7 @@
                 <w:sz w:val="18"/>
                 <w:u w:val="none"/>
               </w:rPr>
-              <w:t>ADANI GREEN ENERGY TWENTY SEVEN B LIMITED</w:t>
+              <w:t>ADANI GREEN ENERGY TWENTY SEVEN C LIMITED</w:t>
             </w:r>
           </w:p>
         </w:tc>
@@ -5104,7 +5191,7 @@
                 <w:sz w:val="18"/>
                 <w:u w:val="none"/>
               </w:rPr>
-              <w:t>U40106GJ2020PLC114394</w:t>
+              <w:t>U40106GJ2020PLC114740</w:t>
             </w:r>
           </w:p>
         </w:tc>
@@ -5132,7 +5219,7 @@
                 <w:sz w:val="18"/>
                 <w:u w:val="none"/>
               </w:rPr>
-              <w:t>ADANI GREEN ENERGY TWENTY SEVEN C LIMITED</w:t>
+              <w:t>ADANI GREEN ENERGY TWENTY SEVEN B LIMITED</w:t>
             </w:r>
           </w:p>
         </w:tc>
@@ -5446,348 +5533,6 @@
                 <w:sz w:val="18"/>
                 <w:u w:val="none"/>
               </w:rPr>
-              <w:t>U40106GJ2021PLC120849</w:t>
-            </w:r>
-          </w:p>
-        </w:tc>
-        <w:tc>
-          <w:tcPr>
-            <w:tcW w:type="dxa" w:w="4252"/>
-            <w:shd w:val="clear" w:color="auto" w:fill="FFFFFF"/>
-            <w:tcBorders>
-              <w:top w:val="single" w:sz="4" w:space="0" w:color="000000"/>
-              <w:left w:val="single" w:sz="4" w:space="0" w:color="000000"/>
-              <w:bottom w:val="single" w:sz="4" w:space="0" w:color="000000"/>
-              <w:right w:val="single" w:sz="4" w:space="0" w:color="000000"/>
-            </w:tcBorders>
-            <w:vAlign w:val="center"/>
-          </w:tcPr>
-          <w:p>
-            <w:pPr>
-              <w:spacing w:before="40" w:after="40"/>
-              <w:jc w:val="left"/>
-            </w:pPr>
-            <w:r>
-              <w:rPr>
-                <w:rFonts w:ascii="Adani" w:hAnsi="Adani"/>
-                <w:b w:val="0"/>
-                <w:sz w:val="18"/>
-                <w:u w:val="none"/>
-              </w:rPr>
-              <w:t>ADANI RENEWABLE ENERGY THREE LIMITED</w:t>
-            </w:r>
-          </w:p>
-        </w:tc>
-        <w:tc>
-          <w:tcPr>
-            <w:tcW w:type="dxa" w:w="1587"/>
-            <w:shd w:val="clear" w:color="auto" w:fill="FFFFFF"/>
-            <w:tcBorders>
-              <w:top w:val="single" w:sz="4" w:space="0" w:color="000000"/>
-              <w:left w:val="single" w:sz="4" w:space="0" w:color="000000"/>
-              <w:bottom w:val="single" w:sz="4" w:space="0" w:color="000000"/>
-              <w:right w:val="single" w:sz="4" w:space="0" w:color="000000"/>
-            </w:tcBorders>
-            <w:vAlign w:val="center"/>
-          </w:tcPr>
-          <w:p>
-            <w:pPr>
-              <w:spacing w:before="40" w:after="40"/>
-              <w:jc w:val="left"/>
-            </w:pPr>
-            <w:r>
-              <w:rPr>
-                <w:rFonts w:ascii="Adani" w:hAnsi="Adani"/>
-                <w:b w:val="0"/>
-                <w:sz w:val="18"/>
-                <w:u w:val="none"/>
-              </w:rPr>
-              <w:t>Additional Director</w:t>
-            </w:r>
-          </w:p>
-        </w:tc>
-        <w:tc>
-          <w:tcPr>
-            <w:tcW w:type="dxa" w:w="1304"/>
-            <w:shd w:val="clear" w:color="auto" w:fill="FFFFFF"/>
-            <w:tcBorders>
-              <w:top w:val="single" w:sz="4" w:space="0" w:color="000000"/>
-              <w:left w:val="single" w:sz="4" w:space="0" w:color="000000"/>
-              <w:bottom w:val="single" w:sz="4" w:space="0" w:color="000000"/>
-              <w:right w:val="single" w:sz="4" w:space="0" w:color="000000"/>
-            </w:tcBorders>
-            <w:vAlign w:val="center"/>
-          </w:tcPr>
-          <w:p>
-            <w:pPr>
-              <w:spacing w:before="40" w:after="40"/>
-              <w:jc w:val="left"/>
-            </w:pPr>
-            <w:r>
-              <w:rPr>
-                <w:rFonts w:ascii="Adani" w:hAnsi="Adani"/>
-                <w:b w:val="0"/>
-                <w:sz w:val="18"/>
-                <w:u w:val="none"/>
-              </w:rPr>
-              <w:t>20/08/2025</w:t>
-            </w:r>
-          </w:p>
-        </w:tc>
-      </w:tr>
-      <w:tr>
-        <w:tc>
-          <w:tcPr>
-            <w:tcW w:type="dxa" w:w="2268"/>
-            <w:shd w:val="clear" w:color="auto" w:fill="FFFFFF"/>
-            <w:tcBorders>
-              <w:top w:val="single" w:sz="4" w:space="0" w:color="000000"/>
-              <w:left w:val="single" w:sz="4" w:space="0" w:color="000000"/>
-              <w:bottom w:val="single" w:sz="4" w:space="0" w:color="000000"/>
-              <w:right w:val="single" w:sz="4" w:space="0" w:color="000000"/>
-            </w:tcBorders>
-            <w:vAlign w:val="center"/>
-          </w:tcPr>
-          <w:p>
-            <w:pPr>
-              <w:spacing w:before="40" w:after="40"/>
-              <w:jc w:val="left"/>
-            </w:pPr>
-            <w:r>
-              <w:rPr>
-                <w:rFonts w:ascii="Adani" w:hAnsi="Adani"/>
-                <w:b w:val="0"/>
-                <w:sz w:val="18"/>
-                <w:u w:val="none"/>
-              </w:rPr>
-              <w:t>U40108GJ2021PLC120842</w:t>
-            </w:r>
-          </w:p>
-        </w:tc>
-        <w:tc>
-          <w:tcPr>
-            <w:tcW w:type="dxa" w:w="4252"/>
-            <w:shd w:val="clear" w:color="auto" w:fill="FFFFFF"/>
-            <w:tcBorders>
-              <w:top w:val="single" w:sz="4" w:space="0" w:color="000000"/>
-              <w:left w:val="single" w:sz="4" w:space="0" w:color="000000"/>
-              <w:bottom w:val="single" w:sz="4" w:space="0" w:color="000000"/>
-              <w:right w:val="single" w:sz="4" w:space="0" w:color="000000"/>
-            </w:tcBorders>
-            <w:vAlign w:val="center"/>
-          </w:tcPr>
-          <w:p>
-            <w:pPr>
-              <w:spacing w:before="40" w:after="40"/>
-              <w:jc w:val="left"/>
-            </w:pPr>
-            <w:r>
-              <w:rPr>
-                <w:rFonts w:ascii="Adani" w:hAnsi="Adani"/>
-                <w:b w:val="0"/>
-                <w:sz w:val="18"/>
-                <w:u w:val="none"/>
-              </w:rPr>
-              <w:t>ADANI RENEWABLE ENERGY TWO LIMITED</w:t>
-            </w:r>
-          </w:p>
-        </w:tc>
-        <w:tc>
-          <w:tcPr>
-            <w:tcW w:type="dxa" w:w="1587"/>
-            <w:shd w:val="clear" w:color="auto" w:fill="FFFFFF"/>
-            <w:tcBorders>
-              <w:top w:val="single" w:sz="4" w:space="0" w:color="000000"/>
-              <w:left w:val="single" w:sz="4" w:space="0" w:color="000000"/>
-              <w:bottom w:val="single" w:sz="4" w:space="0" w:color="000000"/>
-              <w:right w:val="single" w:sz="4" w:space="0" w:color="000000"/>
-            </w:tcBorders>
-            <w:vAlign w:val="center"/>
-          </w:tcPr>
-          <w:p>
-            <w:pPr>
-              <w:spacing w:before="40" w:after="40"/>
-              <w:jc w:val="left"/>
-            </w:pPr>
-            <w:r>
-              <w:rPr>
-                <w:rFonts w:ascii="Adani" w:hAnsi="Adani"/>
-                <w:b w:val="0"/>
-                <w:sz w:val="18"/>
-                <w:u w:val="none"/>
-              </w:rPr>
-              <w:t>Additional Director</w:t>
-            </w:r>
-          </w:p>
-        </w:tc>
-        <w:tc>
-          <w:tcPr>
-            <w:tcW w:type="dxa" w:w="1304"/>
-            <w:shd w:val="clear" w:color="auto" w:fill="FFFFFF"/>
-            <w:tcBorders>
-              <w:top w:val="single" w:sz="4" w:space="0" w:color="000000"/>
-              <w:left w:val="single" w:sz="4" w:space="0" w:color="000000"/>
-              <w:bottom w:val="single" w:sz="4" w:space="0" w:color="000000"/>
-              <w:right w:val="single" w:sz="4" w:space="0" w:color="000000"/>
-            </w:tcBorders>
-            <w:vAlign w:val="center"/>
-          </w:tcPr>
-          <w:p>
-            <w:pPr>
-              <w:spacing w:before="40" w:after="40"/>
-              <w:jc w:val="left"/>
-            </w:pPr>
-            <w:r>
-              <w:rPr>
-                <w:rFonts w:ascii="Adani" w:hAnsi="Adani"/>
-                <w:b w:val="0"/>
-                <w:sz w:val="18"/>
-                <w:u w:val="none"/>
-              </w:rPr>
-              <w:t>20/08/2025</w:t>
-            </w:r>
-          </w:p>
-        </w:tc>
-      </w:tr>
-      <w:tr>
-        <w:tc>
-          <w:tcPr>
-            <w:tcW w:type="dxa" w:w="2268"/>
-            <w:shd w:val="clear" w:color="auto" w:fill="FFFFFF"/>
-            <w:tcBorders>
-              <w:top w:val="single" w:sz="4" w:space="0" w:color="000000"/>
-              <w:left w:val="single" w:sz="4" w:space="0" w:color="000000"/>
-              <w:bottom w:val="single" w:sz="4" w:space="0" w:color="000000"/>
-              <w:right w:val="single" w:sz="4" w:space="0" w:color="000000"/>
-            </w:tcBorders>
-            <w:vAlign w:val="center"/>
-          </w:tcPr>
-          <w:p>
-            <w:pPr>
-              <w:spacing w:before="40" w:after="40"/>
-              <w:jc w:val="left"/>
-            </w:pPr>
-            <w:r>
-              <w:rPr>
-                <w:rFonts w:ascii="Adani" w:hAnsi="Adani"/>
-                <w:b w:val="0"/>
-                <w:sz w:val="18"/>
-                <w:u w:val="none"/>
-              </w:rPr>
-              <w:t>U40106GJ2021PLC120843</w:t>
-            </w:r>
-          </w:p>
-        </w:tc>
-        <w:tc>
-          <w:tcPr>
-            <w:tcW w:type="dxa" w:w="4252"/>
-            <w:shd w:val="clear" w:color="auto" w:fill="FFFFFF"/>
-            <w:tcBorders>
-              <w:top w:val="single" w:sz="4" w:space="0" w:color="000000"/>
-              <w:left w:val="single" w:sz="4" w:space="0" w:color="000000"/>
-              <w:bottom w:val="single" w:sz="4" w:space="0" w:color="000000"/>
-              <w:right w:val="single" w:sz="4" w:space="0" w:color="000000"/>
-            </w:tcBorders>
-            <w:vAlign w:val="center"/>
-          </w:tcPr>
-          <w:p>
-            <w:pPr>
-              <w:spacing w:before="40" w:after="40"/>
-              <w:jc w:val="left"/>
-            </w:pPr>
-            <w:r>
-              <w:rPr>
-                <w:rFonts w:ascii="Adani" w:hAnsi="Adani"/>
-                <w:b w:val="0"/>
-                <w:sz w:val="18"/>
-                <w:u w:val="none"/>
-              </w:rPr>
-              <w:t>ADANI RENEWABLE ENERGY ONE LIMITED</w:t>
-            </w:r>
-          </w:p>
-        </w:tc>
-        <w:tc>
-          <w:tcPr>
-            <w:tcW w:type="dxa" w:w="1587"/>
-            <w:shd w:val="clear" w:color="auto" w:fill="FFFFFF"/>
-            <w:tcBorders>
-              <w:top w:val="single" w:sz="4" w:space="0" w:color="000000"/>
-              <w:left w:val="single" w:sz="4" w:space="0" w:color="000000"/>
-              <w:bottom w:val="single" w:sz="4" w:space="0" w:color="000000"/>
-              <w:right w:val="single" w:sz="4" w:space="0" w:color="000000"/>
-            </w:tcBorders>
-            <w:vAlign w:val="center"/>
-          </w:tcPr>
-          <w:p>
-            <w:pPr>
-              <w:spacing w:before="40" w:after="40"/>
-              <w:jc w:val="left"/>
-            </w:pPr>
-            <w:r>
-              <w:rPr>
-                <w:rFonts w:ascii="Adani" w:hAnsi="Adani"/>
-                <w:b w:val="0"/>
-                <w:sz w:val="18"/>
-                <w:u w:val="none"/>
-              </w:rPr>
-              <w:t>Additional Director</w:t>
-            </w:r>
-          </w:p>
-        </w:tc>
-        <w:tc>
-          <w:tcPr>
-            <w:tcW w:type="dxa" w:w="1304"/>
-            <w:shd w:val="clear" w:color="auto" w:fill="FFFFFF"/>
-            <w:tcBorders>
-              <w:top w:val="single" w:sz="4" w:space="0" w:color="000000"/>
-              <w:left w:val="single" w:sz="4" w:space="0" w:color="000000"/>
-              <w:bottom w:val="single" w:sz="4" w:space="0" w:color="000000"/>
-              <w:right w:val="single" w:sz="4" w:space="0" w:color="000000"/>
-            </w:tcBorders>
-            <w:vAlign w:val="center"/>
-          </w:tcPr>
-          <w:p>
-            <w:pPr>
-              <w:spacing w:before="40" w:after="40"/>
-              <w:jc w:val="left"/>
-            </w:pPr>
-            <w:r>
-              <w:rPr>
-                <w:rFonts w:ascii="Adani" w:hAnsi="Adani"/>
-                <w:b w:val="0"/>
-                <w:sz w:val="18"/>
-                <w:u w:val="none"/>
-              </w:rPr>
-              <w:t>20/08/2025</w:t>
-            </w:r>
-          </w:p>
-        </w:tc>
-      </w:tr>
-      <w:tr>
-        <w:tc>
-          <w:tcPr>
-            <w:tcW w:type="dxa" w:w="2268"/>
-            <w:shd w:val="clear" w:color="auto" w:fill="FFFFFF"/>
-            <w:tcBorders>
-              <w:top w:val="single" w:sz="4" w:space="0" w:color="000000"/>
-              <w:left w:val="single" w:sz="4" w:space="0" w:color="000000"/>
-              <w:bottom w:val="single" w:sz="4" w:space="0" w:color="000000"/>
-              <w:right w:val="single" w:sz="4" w:space="0" w:color="000000"/>
-            </w:tcBorders>
-            <w:vAlign w:val="center"/>
-          </w:tcPr>
-          <w:p>
-            <w:pPr>
-              <w:spacing w:before="40" w:after="40"/>
-              <w:jc w:val="left"/>
-            </w:pPr>
-            <w:r>
-              <w:rPr>
-                <w:rFonts w:ascii="Adani" w:hAnsi="Adani"/>
-                <w:b w:val="0"/>
-                <w:sz w:val="18"/>
-                <w:u w:val="none"/>
-              </w:rPr>
               <w:t>U40109GJ2021PLC120855</w:t>
             </w:r>
           </w:p>
@@ -6016,7 +5761,7 @@
                 <w:sz w:val="18"/>
                 <w:u w:val="none"/>
               </w:rPr>
-              <w:t>U40106GJ2021PLC120850</w:t>
+              <w:t>U40106GJ2021PLC120849</w:t>
             </w:r>
           </w:p>
         </w:tc>
@@ -6044,7 +5789,235 @@
                 <w:sz w:val="18"/>
                 <w:u w:val="none"/>
               </w:rPr>
-              <w:t>ADANI RENEWABLE ENERGY FIVE LIMITED</w:t>
+              <w:t>ADANI RENEWABLE ENERGY THREE LIMITED</w:t>
+            </w:r>
+          </w:p>
+        </w:tc>
+        <w:tc>
+          <w:tcPr>
+            <w:tcW w:type="dxa" w:w="1587"/>
+            <w:shd w:val="clear" w:color="auto" w:fill="FFFFFF"/>
+            <w:tcBorders>
+              <w:top w:val="single" w:sz="4" w:space="0" w:color="000000"/>
+              <w:left w:val="single" w:sz="4" w:space="0" w:color="000000"/>
+              <w:bottom w:val="single" w:sz="4" w:space="0" w:color="000000"/>
+              <w:right w:val="single" w:sz="4" w:space="0" w:color="000000"/>
+            </w:tcBorders>
+            <w:vAlign w:val="center"/>
+          </w:tcPr>
+          <w:p>
+            <w:pPr>
+              <w:spacing w:before="40" w:after="40"/>
+              <w:jc w:val="left"/>
+            </w:pPr>
+            <w:r>
+              <w:rPr>
+                <w:rFonts w:ascii="Adani" w:hAnsi="Adani"/>
+                <w:b w:val="0"/>
+                <w:sz w:val="18"/>
+                <w:u w:val="none"/>
+              </w:rPr>
+              <w:t>Additional Director</w:t>
+            </w:r>
+          </w:p>
+        </w:tc>
+        <w:tc>
+          <w:tcPr>
+            <w:tcW w:type="dxa" w:w="1304"/>
+            <w:shd w:val="clear" w:color="auto" w:fill="FFFFFF"/>
+            <w:tcBorders>
+              <w:top w:val="single" w:sz="4" w:space="0" w:color="000000"/>
+              <w:left w:val="single" w:sz="4" w:space="0" w:color="000000"/>
+              <w:bottom w:val="single" w:sz="4" w:space="0" w:color="000000"/>
+              <w:right w:val="single" w:sz="4" w:space="0" w:color="000000"/>
+            </w:tcBorders>
+            <w:vAlign w:val="center"/>
+          </w:tcPr>
+          <w:p>
+            <w:pPr>
+              <w:spacing w:before="40" w:after="40"/>
+              <w:jc w:val="left"/>
+            </w:pPr>
+            <w:r>
+              <w:rPr>
+                <w:rFonts w:ascii="Adani" w:hAnsi="Adani"/>
+                <w:b w:val="0"/>
+                <w:sz w:val="18"/>
+                <w:u w:val="none"/>
+              </w:rPr>
+              <w:t>20/08/2025</w:t>
+            </w:r>
+          </w:p>
+        </w:tc>
+      </w:tr>
+      <w:tr>
+        <w:tc>
+          <w:tcPr>
+            <w:tcW w:type="dxa" w:w="2268"/>
+            <w:shd w:val="clear" w:color="auto" w:fill="FFFFFF"/>
+            <w:tcBorders>
+              <w:top w:val="single" w:sz="4" w:space="0" w:color="000000"/>
+              <w:left w:val="single" w:sz="4" w:space="0" w:color="000000"/>
+              <w:bottom w:val="single" w:sz="4" w:space="0" w:color="000000"/>
+              <w:right w:val="single" w:sz="4" w:space="0" w:color="000000"/>
+            </w:tcBorders>
+            <w:vAlign w:val="center"/>
+          </w:tcPr>
+          <w:p>
+            <w:pPr>
+              <w:spacing w:before="40" w:after="40"/>
+              <w:jc w:val="left"/>
+            </w:pPr>
+            <w:r>
+              <w:rPr>
+                <w:rFonts w:ascii="Adani" w:hAnsi="Adani"/>
+                <w:b w:val="0"/>
+                <w:sz w:val="18"/>
+                <w:u w:val="none"/>
+              </w:rPr>
+              <w:t>U40106GJ2021PLC120843</w:t>
+            </w:r>
+          </w:p>
+        </w:tc>
+        <w:tc>
+          <w:tcPr>
+            <w:tcW w:type="dxa" w:w="4252"/>
+            <w:shd w:val="clear" w:color="auto" w:fill="FFFFFF"/>
+            <w:tcBorders>
+              <w:top w:val="single" w:sz="4" w:space="0" w:color="000000"/>
+              <w:left w:val="single" w:sz="4" w:space="0" w:color="000000"/>
+              <w:bottom w:val="single" w:sz="4" w:space="0" w:color="000000"/>
+              <w:right w:val="single" w:sz="4" w:space="0" w:color="000000"/>
+            </w:tcBorders>
+            <w:vAlign w:val="center"/>
+          </w:tcPr>
+          <w:p>
+            <w:pPr>
+              <w:spacing w:before="40" w:after="40"/>
+              <w:jc w:val="left"/>
+            </w:pPr>
+            <w:r>
+              <w:rPr>
+                <w:rFonts w:ascii="Adani" w:hAnsi="Adani"/>
+                <w:b w:val="0"/>
+                <w:sz w:val="18"/>
+                <w:u w:val="none"/>
+              </w:rPr>
+              <w:t>ADANI RENEWABLE ENERGY ONE LIMITED</w:t>
+            </w:r>
+          </w:p>
+        </w:tc>
+        <w:tc>
+          <w:tcPr>
+            <w:tcW w:type="dxa" w:w="1587"/>
+            <w:shd w:val="clear" w:color="auto" w:fill="FFFFFF"/>
+            <w:tcBorders>
+              <w:top w:val="single" w:sz="4" w:space="0" w:color="000000"/>
+              <w:left w:val="single" w:sz="4" w:space="0" w:color="000000"/>
+              <w:bottom w:val="single" w:sz="4" w:space="0" w:color="000000"/>
+              <w:right w:val="single" w:sz="4" w:space="0" w:color="000000"/>
+            </w:tcBorders>
+            <w:vAlign w:val="center"/>
+          </w:tcPr>
+          <w:p>
+            <w:pPr>
+              <w:spacing w:before="40" w:after="40"/>
+              <w:jc w:val="left"/>
+            </w:pPr>
+            <w:r>
+              <w:rPr>
+                <w:rFonts w:ascii="Adani" w:hAnsi="Adani"/>
+                <w:b w:val="0"/>
+                <w:sz w:val="18"/>
+                <w:u w:val="none"/>
+              </w:rPr>
+              <w:t>Additional Director</w:t>
+            </w:r>
+          </w:p>
+        </w:tc>
+        <w:tc>
+          <w:tcPr>
+            <w:tcW w:type="dxa" w:w="1304"/>
+            <w:shd w:val="clear" w:color="auto" w:fill="FFFFFF"/>
+            <w:tcBorders>
+              <w:top w:val="single" w:sz="4" w:space="0" w:color="000000"/>
+              <w:left w:val="single" w:sz="4" w:space="0" w:color="000000"/>
+              <w:bottom w:val="single" w:sz="4" w:space="0" w:color="000000"/>
+              <w:right w:val="single" w:sz="4" w:space="0" w:color="000000"/>
+            </w:tcBorders>
+            <w:vAlign w:val="center"/>
+          </w:tcPr>
+          <w:p>
+            <w:pPr>
+              <w:spacing w:before="40" w:after="40"/>
+              <w:jc w:val="left"/>
+            </w:pPr>
+            <w:r>
+              <w:rPr>
+                <w:rFonts w:ascii="Adani" w:hAnsi="Adani"/>
+                <w:b w:val="0"/>
+                <w:sz w:val="18"/>
+                <w:u w:val="none"/>
+              </w:rPr>
+              <w:t>20/08/2025</w:t>
+            </w:r>
+          </w:p>
+        </w:tc>
+      </w:tr>
+      <w:tr>
+        <w:tc>
+          <w:tcPr>
+            <w:tcW w:type="dxa" w:w="2268"/>
+            <w:shd w:val="clear" w:color="auto" w:fill="FFFFFF"/>
+            <w:tcBorders>
+              <w:top w:val="single" w:sz="4" w:space="0" w:color="000000"/>
+              <w:left w:val="single" w:sz="4" w:space="0" w:color="000000"/>
+              <w:bottom w:val="single" w:sz="4" w:space="0" w:color="000000"/>
+              <w:right w:val="single" w:sz="4" w:space="0" w:color="000000"/>
+            </w:tcBorders>
+            <w:vAlign w:val="center"/>
+          </w:tcPr>
+          <w:p>
+            <w:pPr>
+              <w:spacing w:before="40" w:after="40"/>
+              <w:jc w:val="left"/>
+            </w:pPr>
+            <w:r>
+              <w:rPr>
+                <w:rFonts w:ascii="Adani" w:hAnsi="Adani"/>
+                <w:b w:val="0"/>
+                <w:sz w:val="18"/>
+                <w:u w:val="none"/>
+              </w:rPr>
+              <w:t>U40108GJ2021PLC120842</w:t>
+            </w:r>
+          </w:p>
+        </w:tc>
+        <w:tc>
+          <w:tcPr>
+            <w:tcW w:type="dxa" w:w="4252"/>
+            <w:shd w:val="clear" w:color="auto" w:fill="FFFFFF"/>
+            <w:tcBorders>
+              <w:top w:val="single" w:sz="4" w:space="0" w:color="000000"/>
+              <w:left w:val="single" w:sz="4" w:space="0" w:color="000000"/>
+              <w:bottom w:val="single" w:sz="4" w:space="0" w:color="000000"/>
+              <w:right w:val="single" w:sz="4" w:space="0" w:color="000000"/>
+            </w:tcBorders>
+            <w:vAlign w:val="center"/>
+          </w:tcPr>
+          <w:p>
+            <w:pPr>
+              <w:spacing w:before="40" w:after="40"/>
+              <w:jc w:val="left"/>
+            </w:pPr>
+            <w:r>
+              <w:rPr>
+                <w:rFonts w:ascii="Adani" w:hAnsi="Adani"/>
+                <w:b w:val="0"/>
+                <w:sz w:val="18"/>
+                <w:u w:val="none"/>
+              </w:rPr>
+              <w:t>ADANI RENEWABLE ENERGY TWO LIMITED</w:t>
             </w:r>
           </w:p>
         </w:tc>
@@ -6159,6 +6132,120 @@
                 <w:u w:val="none"/>
               </w:rPr>
               <w:t>ADANI RENEWABLE ENERGY SIX LIMITED</w:t>
+            </w:r>
+          </w:p>
+        </w:tc>
+        <w:tc>
+          <w:tcPr>
+            <w:tcW w:type="dxa" w:w="1587"/>
+            <w:shd w:val="clear" w:color="auto" w:fill="FFFFFF"/>
+            <w:tcBorders>
+              <w:top w:val="single" w:sz="4" w:space="0" w:color="000000"/>
+              <w:left w:val="single" w:sz="4" w:space="0" w:color="000000"/>
+              <w:bottom w:val="single" w:sz="4" w:space="0" w:color="000000"/>
+              <w:right w:val="single" w:sz="4" w:space="0" w:color="000000"/>
+            </w:tcBorders>
+            <w:vAlign w:val="center"/>
+          </w:tcPr>
+          <w:p>
+            <w:pPr>
+              <w:spacing w:before="40" w:after="40"/>
+              <w:jc w:val="left"/>
+            </w:pPr>
+            <w:r>
+              <w:rPr>
+                <w:rFonts w:ascii="Adani" w:hAnsi="Adani"/>
+                <w:b w:val="0"/>
+                <w:sz w:val="18"/>
+                <w:u w:val="none"/>
+              </w:rPr>
+              <w:t>Additional Director</w:t>
+            </w:r>
+          </w:p>
+        </w:tc>
+        <w:tc>
+          <w:tcPr>
+            <w:tcW w:type="dxa" w:w="1304"/>
+            <w:shd w:val="clear" w:color="auto" w:fill="FFFFFF"/>
+            <w:tcBorders>
+              <w:top w:val="single" w:sz="4" w:space="0" w:color="000000"/>
+              <w:left w:val="single" w:sz="4" w:space="0" w:color="000000"/>
+              <w:bottom w:val="single" w:sz="4" w:space="0" w:color="000000"/>
+              <w:right w:val="single" w:sz="4" w:space="0" w:color="000000"/>
+            </w:tcBorders>
+            <w:vAlign w:val="center"/>
+          </w:tcPr>
+          <w:p>
+            <w:pPr>
+              <w:spacing w:before="40" w:after="40"/>
+              <w:jc w:val="left"/>
+            </w:pPr>
+            <w:r>
+              <w:rPr>
+                <w:rFonts w:ascii="Adani" w:hAnsi="Adani"/>
+                <w:b w:val="0"/>
+                <w:sz w:val="18"/>
+                <w:u w:val="none"/>
+              </w:rPr>
+              <w:t>20/08/2025</w:t>
+            </w:r>
+          </w:p>
+        </w:tc>
+      </w:tr>
+      <w:tr>
+        <w:tc>
+          <w:tcPr>
+            <w:tcW w:type="dxa" w:w="2268"/>
+            <w:shd w:val="clear" w:color="auto" w:fill="FFFFFF"/>
+            <w:tcBorders>
+              <w:top w:val="single" w:sz="4" w:space="0" w:color="000000"/>
+              <w:left w:val="single" w:sz="4" w:space="0" w:color="000000"/>
+              <w:bottom w:val="single" w:sz="4" w:space="0" w:color="000000"/>
+              <w:right w:val="single" w:sz="4" w:space="0" w:color="000000"/>
+            </w:tcBorders>
+            <w:vAlign w:val="center"/>
+          </w:tcPr>
+          <w:p>
+            <w:pPr>
+              <w:spacing w:before="40" w:after="40"/>
+              <w:jc w:val="left"/>
+            </w:pPr>
+            <w:r>
+              <w:rPr>
+                <w:rFonts w:ascii="Adani" w:hAnsi="Adani"/>
+                <w:b w:val="0"/>
+                <w:sz w:val="18"/>
+                <w:u w:val="none"/>
+              </w:rPr>
+              <w:t>U40106GJ2021PLC120850</w:t>
+            </w:r>
+          </w:p>
+        </w:tc>
+        <w:tc>
+          <w:tcPr>
+            <w:tcW w:type="dxa" w:w="4252"/>
+            <w:shd w:val="clear" w:color="auto" w:fill="FFFFFF"/>
+            <w:tcBorders>
+              <w:top w:val="single" w:sz="4" w:space="0" w:color="000000"/>
+              <w:left w:val="single" w:sz="4" w:space="0" w:color="000000"/>
+              <w:bottom w:val="single" w:sz="4" w:space="0" w:color="000000"/>
+              <w:right w:val="single" w:sz="4" w:space="0" w:color="000000"/>
+            </w:tcBorders>
+            <w:vAlign w:val="center"/>
+          </w:tcPr>
+          <w:p>
+            <w:pPr>
+              <w:spacing w:before="40" w:after="40"/>
+              <w:jc w:val="left"/>
+            </w:pPr>
+            <w:r>
+              <w:rPr>
+                <w:rFonts w:ascii="Adani" w:hAnsi="Adani"/>
+                <w:b w:val="0"/>
+                <w:sz w:val="18"/>
+                <w:u w:val="none"/>
+              </w:rPr>
+              <w:t>ADANI RENEWABLE ENERGY FIVE LIMITED</w:t>
             </w:r>
           </w:p>
         </w:tc>

--- a/Backend/Director_Disclosure/Output_Disclosures/2024-25/ADANI_RENEWABLE_ENERGY_TWO_LIMITED/MBP-1/MBP1_KRUPALI_KUNDANLAL_TRIVEDI_10829616.docx
+++ b/Backend/Director_Disclosure/Output_Disclosures/2024-25/ADANI_RENEWABLE_ENERGY_TWO_LIMITED/MBP-1/MBP1_KRUPALI_KUNDANLAL_TRIVEDI_10829616.docx
@@ -389,7 +389,7 @@
                 <w:sz w:val="18"/>
                 <w:u w:val="none"/>
               </w:rPr>
-              <w:t>ADANI GREEN ENERGY TWENTY SEVEN C LIMITED</w:t>
+              <w:t>ADANI GREEN ENERGY TWENTY SIX B LIMITED</w:t>
             </w:r>
           </w:p>
         </w:tc>
@@ -531,7 +531,7 @@
                 <w:sz w:val="18"/>
                 <w:u w:val="none"/>
               </w:rPr>
-              <w:t>ADANI GREEN ENERGY TWENTY SEVEN B LIMITED</w:t>
+              <w:t>ADANI GREEN ENERGY TWENTY SEVEN C LIMITED</w:t>
             </w:r>
           </w:p>
         </w:tc>
@@ -673,6 +673,148 @@
                 <w:sz w:val="18"/>
                 <w:u w:val="none"/>
               </w:rPr>
+              <w:t>ADANI GREEN ENERGY TWENTY SEVEN B LIMITED</w:t>
+            </w:r>
+          </w:p>
+        </w:tc>
+        <w:tc>
+          <w:tcPr>
+            <w:tcW w:type="dxa" w:w="1814"/>
+            <w:shd w:val="clear" w:color="auto" w:fill="FFFFFF"/>
+            <w:tcBorders>
+              <w:top w:val="single" w:sz="4" w:space="0" w:color="000000"/>
+              <w:left w:val="single" w:sz="4" w:space="0" w:color="000000"/>
+              <w:bottom w:val="single" w:sz="4" w:space="0" w:color="000000"/>
+              <w:right w:val="single" w:sz="4" w:space="0" w:color="000000"/>
+            </w:tcBorders>
+            <w:vAlign w:val="center"/>
+          </w:tcPr>
+          <w:p>
+            <w:pPr>
+              <w:spacing w:before="40" w:after="40"/>
+              <w:jc w:val="left"/>
+            </w:pPr>
+            <w:r>
+              <w:rPr>
+                <w:rFonts w:ascii="Adani" w:hAnsi="Adani"/>
+                <w:b w:val="0"/>
+                <w:sz w:val="18"/>
+                <w:u w:val="none"/>
+              </w:rPr>
+              <w:t>Additional Director</w:t>
+            </w:r>
+          </w:p>
+        </w:tc>
+        <w:tc>
+          <w:tcPr>
+            <w:tcW w:type="dxa" w:w="1020"/>
+            <w:shd w:val="clear" w:color="auto" w:fill="FFFFFF"/>
+            <w:tcBorders>
+              <w:top w:val="single" w:sz="4" w:space="0" w:color="000000"/>
+              <w:left w:val="single" w:sz="4" w:space="0" w:color="000000"/>
+              <w:bottom w:val="single" w:sz="4" w:space="0" w:color="000000"/>
+              <w:right w:val="single" w:sz="4" w:space="0" w:color="000000"/>
+            </w:tcBorders>
+            <w:vAlign w:val="center"/>
+          </w:tcPr>
+          <w:p>
+            <w:pPr>
+              <w:spacing w:before="40" w:after="40"/>
+              <w:jc w:val="left"/>
+            </w:pPr>
+            <w:r>
+              <w:rPr>
+                <w:rFonts w:ascii="Adani" w:hAnsi="Adani"/>
+                <w:b w:val="0"/>
+                <w:sz w:val="18"/>
+                <w:u w:val="none"/>
+              </w:rPr>
+              <w:t>NIL</w:t>
+            </w:r>
+          </w:p>
+        </w:tc>
+        <w:tc>
+          <w:tcPr>
+            <w:tcW w:type="dxa" w:w="1247"/>
+            <w:shd w:val="clear" w:color="auto" w:fill="FFFFFF"/>
+            <w:tcBorders>
+              <w:top w:val="single" w:sz="4" w:space="0" w:color="000000"/>
+              <w:left w:val="single" w:sz="4" w:space="0" w:color="000000"/>
+              <w:bottom w:val="single" w:sz="4" w:space="0" w:color="000000"/>
+              <w:right w:val="single" w:sz="4" w:space="0" w:color="000000"/>
+            </w:tcBorders>
+            <w:vAlign w:val="center"/>
+          </w:tcPr>
+          <w:p>
+            <w:pPr>
+              <w:spacing w:before="40" w:after="40"/>
+              <w:jc w:val="left"/>
+            </w:pPr>
+            <w:r>
+              <w:rPr>
+                <w:rFonts w:ascii="Adani" w:hAnsi="Adani"/>
+                <w:b w:val="0"/>
+                <w:sz w:val="18"/>
+                <w:u w:val="none"/>
+              </w:rPr>
+              <w:t>23/03/2026</w:t>
+            </w:r>
+          </w:p>
+        </w:tc>
+      </w:tr>
+      <w:tr>
+        <w:tc>
+          <w:tcPr>
+            <w:tcW w:type="dxa" w:w="680"/>
+            <w:shd w:val="clear" w:color="auto" w:fill="FFFFFF"/>
+            <w:tcBorders>
+              <w:top w:val="single" w:sz="4" w:space="0" w:color="000000"/>
+              <w:left w:val="single" w:sz="4" w:space="0" w:color="000000"/>
+              <w:bottom w:val="single" w:sz="4" w:space="0" w:color="000000"/>
+              <w:right w:val="single" w:sz="4" w:space="0" w:color="000000"/>
+            </w:tcBorders>
+            <w:vAlign w:val="center"/>
+          </w:tcPr>
+          <w:p>
+            <w:pPr>
+              <w:spacing w:before="40" w:after="40"/>
+              <w:jc w:val="left"/>
+            </w:pPr>
+            <w:r>
+              <w:rPr>
+                <w:rFonts w:ascii="Adani" w:hAnsi="Adani"/>
+                <w:b w:val="0"/>
+                <w:sz w:val="18"/>
+                <w:u w:val="none"/>
+              </w:rPr>
+              <w:t>4</w:t>
+            </w:r>
+          </w:p>
+        </w:tc>
+        <w:tc>
+          <w:tcPr>
+            <w:tcW w:type="dxa" w:w="3969"/>
+            <w:shd w:val="clear" w:color="auto" w:fill="FFFFFF"/>
+            <w:tcBorders>
+              <w:top w:val="single" w:sz="4" w:space="0" w:color="000000"/>
+              <w:left w:val="single" w:sz="4" w:space="0" w:color="000000"/>
+              <w:bottom w:val="single" w:sz="4" w:space="0" w:color="000000"/>
+              <w:right w:val="single" w:sz="4" w:space="0" w:color="000000"/>
+            </w:tcBorders>
+            <w:vAlign w:val="center"/>
+          </w:tcPr>
+          <w:p>
+            <w:pPr>
+              <w:spacing w:before="40" w:after="40"/>
+              <w:jc w:val="left"/>
+            </w:pPr>
+            <w:r>
+              <w:rPr>
+                <w:rFonts w:ascii="Adani" w:hAnsi="Adani"/>
+                <w:b w:val="0"/>
+                <w:sz w:val="18"/>
+                <w:u w:val="none"/>
+              </w:rPr>
               <w:t>ADANI GREEN ENERGY TWENTY FIVE C LIMITED</w:t>
             </w:r>
           </w:p>
@@ -787,7 +929,7 @@
                 <w:sz w:val="18"/>
                 <w:u w:val="none"/>
               </w:rPr>
-              <w:t>4</w:t>
+              <w:t>5</w:t>
             </w:r>
           </w:p>
         </w:tc>
@@ -900,148 +1042,6 @@
                 <w:u w:val="none"/>
               </w:rPr>
               <w:t>03/01/2026</w:t>
-            </w:r>
-          </w:p>
-        </w:tc>
-      </w:tr>
-      <w:tr>
-        <w:tc>
-          <w:tcPr>
-            <w:tcW w:type="dxa" w:w="680"/>
-            <w:shd w:val="clear" w:color="auto" w:fill="FFFFFF"/>
-            <w:tcBorders>
-              <w:top w:val="single" w:sz="4" w:space="0" w:color="000000"/>
-              <w:left w:val="single" w:sz="4" w:space="0" w:color="000000"/>
-              <w:bottom w:val="single" w:sz="4" w:space="0" w:color="000000"/>
-              <w:right w:val="single" w:sz="4" w:space="0" w:color="000000"/>
-            </w:tcBorders>
-            <w:vAlign w:val="center"/>
-          </w:tcPr>
-          <w:p>
-            <w:pPr>
-              <w:spacing w:before="40" w:after="40"/>
-              <w:jc w:val="left"/>
-            </w:pPr>
-            <w:r>
-              <w:rPr>
-                <w:rFonts w:ascii="Adani" w:hAnsi="Adani"/>
-                <w:b w:val="0"/>
-                <w:sz w:val="18"/>
-                <w:u w:val="none"/>
-              </w:rPr>
-              <w:t>5</w:t>
-            </w:r>
-          </w:p>
-        </w:tc>
-        <w:tc>
-          <w:tcPr>
-            <w:tcW w:type="dxa" w:w="3969"/>
-            <w:shd w:val="clear" w:color="auto" w:fill="FFFFFF"/>
-            <w:tcBorders>
-              <w:top w:val="single" w:sz="4" w:space="0" w:color="000000"/>
-              <w:left w:val="single" w:sz="4" w:space="0" w:color="000000"/>
-              <w:bottom w:val="single" w:sz="4" w:space="0" w:color="000000"/>
-              <w:right w:val="single" w:sz="4" w:space="0" w:color="000000"/>
-            </w:tcBorders>
-            <w:vAlign w:val="center"/>
-          </w:tcPr>
-          <w:p>
-            <w:pPr>
-              <w:spacing w:before="40" w:after="40"/>
-              <w:jc w:val="left"/>
-            </w:pPr>
-            <w:r>
-              <w:rPr>
-                <w:rFonts w:ascii="Adani" w:hAnsi="Adani"/>
-                <w:b w:val="0"/>
-                <w:sz w:val="18"/>
-                <w:u w:val="none"/>
-              </w:rPr>
-              <w:t>ADANI RENEWABLE ENERGY EIGHT LIMITED</w:t>
-            </w:r>
-          </w:p>
-        </w:tc>
-        <w:tc>
-          <w:tcPr>
-            <w:tcW w:type="dxa" w:w="1814"/>
-            <w:shd w:val="clear" w:color="auto" w:fill="FFFFFF"/>
-            <w:tcBorders>
-              <w:top w:val="single" w:sz="4" w:space="0" w:color="000000"/>
-              <w:left w:val="single" w:sz="4" w:space="0" w:color="000000"/>
-              <w:bottom w:val="single" w:sz="4" w:space="0" w:color="000000"/>
-              <w:right w:val="single" w:sz="4" w:space="0" w:color="000000"/>
-            </w:tcBorders>
-            <w:vAlign w:val="center"/>
-          </w:tcPr>
-          <w:p>
-            <w:pPr>
-              <w:spacing w:before="40" w:after="40"/>
-              <w:jc w:val="left"/>
-            </w:pPr>
-            <w:r>
-              <w:rPr>
-                <w:rFonts w:ascii="Adani" w:hAnsi="Adani"/>
-                <w:b w:val="0"/>
-                <w:sz w:val="18"/>
-                <w:u w:val="none"/>
-              </w:rPr>
-              <w:t>Additional Director</w:t>
-            </w:r>
-          </w:p>
-        </w:tc>
-        <w:tc>
-          <w:tcPr>
-            <w:tcW w:type="dxa" w:w="1020"/>
-            <w:shd w:val="clear" w:color="auto" w:fill="FFFFFF"/>
-            <w:tcBorders>
-              <w:top w:val="single" w:sz="4" w:space="0" w:color="000000"/>
-              <w:left w:val="single" w:sz="4" w:space="0" w:color="000000"/>
-              <w:bottom w:val="single" w:sz="4" w:space="0" w:color="000000"/>
-              <w:right w:val="single" w:sz="4" w:space="0" w:color="000000"/>
-            </w:tcBorders>
-            <w:vAlign w:val="center"/>
-          </w:tcPr>
-          <w:p>
-            <w:pPr>
-              <w:spacing w:before="40" w:after="40"/>
-              <w:jc w:val="left"/>
-            </w:pPr>
-            <w:r>
-              <w:rPr>
-                <w:rFonts w:ascii="Adani" w:hAnsi="Adani"/>
-                <w:b w:val="0"/>
-                <w:sz w:val="18"/>
-                <w:u w:val="none"/>
-              </w:rPr>
-              <w:t>NIL</w:t>
-            </w:r>
-          </w:p>
-        </w:tc>
-        <w:tc>
-          <w:tcPr>
-            <w:tcW w:type="dxa" w:w="1247"/>
-            <w:shd w:val="clear" w:color="auto" w:fill="FFFFFF"/>
-            <w:tcBorders>
-              <w:top w:val="single" w:sz="4" w:space="0" w:color="000000"/>
-              <w:left w:val="single" w:sz="4" w:space="0" w:color="000000"/>
-              <w:bottom w:val="single" w:sz="4" w:space="0" w:color="000000"/>
-              <w:right w:val="single" w:sz="4" w:space="0" w:color="000000"/>
-            </w:tcBorders>
-            <w:vAlign w:val="center"/>
-          </w:tcPr>
-          <w:p>
-            <w:pPr>
-              <w:spacing w:before="40" w:after="40"/>
-              <w:jc w:val="left"/>
-            </w:pPr>
-            <w:r>
-              <w:rPr>
-                <w:rFonts w:ascii="Adani" w:hAnsi="Adani"/>
-                <w:b w:val="0"/>
-                <w:sz w:val="18"/>
-                <w:u w:val="none"/>
-              </w:rPr>
-              <w:t>20/08/2025</w:t>
             </w:r>
           </w:p>
         </w:tc>
@@ -1667,7 +1667,7 @@
                 <w:sz w:val="18"/>
                 <w:u w:val="none"/>
               </w:rPr>
-              <w:t>ADANI RENEWABLE ENERGY SIX LIMITED</w:t>
+              <w:t>ADANI RENEWABLE ENERGY FIVE LIMITED</w:t>
             </w:r>
           </w:p>
         </w:tc>
@@ -1809,149 +1809,7 @@
                 <w:sz w:val="18"/>
                 <w:u w:val="none"/>
               </w:rPr>
-              <w:t>ADANI RENEWABLE ENERGY FIVE LIMITED</w:t>
-            </w:r>
-          </w:p>
-        </w:tc>
-        <w:tc>
-          <w:tcPr>
-            <w:tcW w:type="dxa" w:w="1814"/>
-            <w:shd w:val="clear" w:color="auto" w:fill="FFFFFF"/>
-            <w:tcBorders>
-              <w:top w:val="single" w:sz="4" w:space="0" w:color="000000"/>
-              <w:left w:val="single" w:sz="4" w:space="0" w:color="000000"/>
-              <w:bottom w:val="single" w:sz="4" w:space="0" w:color="000000"/>
-              <w:right w:val="single" w:sz="4" w:space="0" w:color="000000"/>
-            </w:tcBorders>
-            <w:vAlign w:val="center"/>
-          </w:tcPr>
-          <w:p>
-            <w:pPr>
-              <w:spacing w:before="40" w:after="40"/>
-              <w:jc w:val="left"/>
-            </w:pPr>
-            <w:r>
-              <w:rPr>
-                <w:rFonts w:ascii="Adani" w:hAnsi="Adani"/>
-                <w:b w:val="0"/>
-                <w:sz w:val="18"/>
-                <w:u w:val="none"/>
-              </w:rPr>
-              <w:t>Additional Director</w:t>
-            </w:r>
-          </w:p>
-        </w:tc>
-        <w:tc>
-          <w:tcPr>
-            <w:tcW w:type="dxa" w:w="1020"/>
-            <w:shd w:val="clear" w:color="auto" w:fill="FFFFFF"/>
-            <w:tcBorders>
-              <w:top w:val="single" w:sz="4" w:space="0" w:color="000000"/>
-              <w:left w:val="single" w:sz="4" w:space="0" w:color="000000"/>
-              <w:bottom w:val="single" w:sz="4" w:space="0" w:color="000000"/>
-              <w:right w:val="single" w:sz="4" w:space="0" w:color="000000"/>
-            </w:tcBorders>
-            <w:vAlign w:val="center"/>
-          </w:tcPr>
-          <w:p>
-            <w:pPr>
-              <w:spacing w:before="40" w:after="40"/>
-              <w:jc w:val="left"/>
-            </w:pPr>
-            <w:r>
-              <w:rPr>
-                <w:rFonts w:ascii="Adani" w:hAnsi="Adani"/>
-                <w:b w:val="0"/>
-                <w:sz w:val="18"/>
-                <w:u w:val="none"/>
-              </w:rPr>
-              <w:t>NIL</w:t>
-            </w:r>
-          </w:p>
-        </w:tc>
-        <w:tc>
-          <w:tcPr>
-            <w:tcW w:type="dxa" w:w="1247"/>
-            <w:shd w:val="clear" w:color="auto" w:fill="FFFFFF"/>
-            <w:tcBorders>
-              <w:top w:val="single" w:sz="4" w:space="0" w:color="000000"/>
-              <w:left w:val="single" w:sz="4" w:space="0" w:color="000000"/>
-              <w:bottom w:val="single" w:sz="4" w:space="0" w:color="000000"/>
-              <w:right w:val="single" w:sz="4" w:space="0" w:color="000000"/>
-            </w:tcBorders>
-            <w:vAlign w:val="center"/>
-          </w:tcPr>
-          <w:p>
-            <w:pPr>
-              <w:spacing w:before="40" w:after="40"/>
-              <w:jc w:val="left"/>
-            </w:pPr>
-            <w:r>
-              <w:rPr>
-                <w:rFonts w:ascii="Adani" w:hAnsi="Adani"/>
-                <w:b w:val="0"/>
-                <w:sz w:val="18"/>
-                <w:u w:val="none"/>
-              </w:rPr>
-              <w:t>20/08/2025</w:t>
-            </w:r>
-          </w:p>
-        </w:tc>
-      </w:tr>
-      <w:tr>
-        <w:tc>
-          <w:tcPr>
-            <w:tcW w:type="dxa" w:w="680"/>
-            <w:shd w:val="clear" w:color="auto" w:fill="FFFFFF"/>
-            <w:tcBorders>
-              <w:top w:val="single" w:sz="4" w:space="0" w:color="000000"/>
-              <w:left w:val="single" w:sz="4" w:space="0" w:color="000000"/>
-              <w:bottom w:val="single" w:sz="4" w:space="0" w:color="000000"/>
-              <w:right w:val="single" w:sz="4" w:space="0" w:color="000000"/>
-            </w:tcBorders>
-            <w:vAlign w:val="center"/>
-          </w:tcPr>
-          <w:p>
-            <w:pPr>
-              <w:spacing w:before="40" w:after="40"/>
-              <w:jc w:val="left"/>
-            </w:pPr>
-            <w:r>
-              <w:rPr>
-                <w:rFonts w:ascii="Adani" w:hAnsi="Adani"/>
-                <w:b w:val="0"/>
-                <w:sz w:val="18"/>
-                <w:u w:val="none"/>
-              </w:rPr>
-              <w:t>12</w:t>
-            </w:r>
-          </w:p>
-        </w:tc>
-        <w:tc>
-          <w:tcPr>
-            <w:tcW w:type="dxa" w:w="3969"/>
-            <w:shd w:val="clear" w:color="auto" w:fill="FFFFFF"/>
-            <w:tcBorders>
-              <w:top w:val="single" w:sz="4" w:space="0" w:color="000000"/>
-              <w:left w:val="single" w:sz="4" w:space="0" w:color="000000"/>
-              <w:bottom w:val="single" w:sz="4" w:space="0" w:color="000000"/>
-              <w:right w:val="single" w:sz="4" w:space="0" w:color="000000"/>
-            </w:tcBorders>
-            <w:vAlign w:val="center"/>
-          </w:tcPr>
-          <w:p>
-            <w:pPr>
-              <w:spacing w:before="40" w:after="40"/>
-              <w:jc w:val="left"/>
-            </w:pPr>
-            <w:r>
-              <w:rPr>
-                <w:rFonts w:ascii="Adani" w:hAnsi="Adani"/>
-                <w:b w:val="0"/>
-                <w:sz w:val="18"/>
-                <w:u w:val="none"/>
-              </w:rPr>
-              <w:t>ADANI GREEN ENERGY TWENTY FIVE B LIMITED</w:t>
+              <w:t>ADANI RENEWABLE ENERGY FORTY EIGHT LIMITED</w:t>
             </w:r>
           </w:p>
         </w:tc>
@@ -2065,7 +1923,7 @@
                 <w:sz w:val="18"/>
                 <w:u w:val="none"/>
               </w:rPr>
-              <w:t>13</w:t>
+              <w:t>12</w:t>
             </w:r>
           </w:p>
         </w:tc>
@@ -2093,7 +1951,7 @@
                 <w:sz w:val="18"/>
                 <w:u w:val="none"/>
               </w:rPr>
-              <w:t>ADANI RENEWABLE ENERGY FORTY EIGHT LIMITED</w:t>
+              <w:t>ADANI GREEN ENERGY TWENTY FIVE B LIMITED</w:t>
             </w:r>
           </w:p>
         </w:tc>
@@ -2414,7 +2272,7 @@
                 <w:sz w:val="18"/>
                 <w:u w:val="none"/>
               </w:rPr>
-              <w:t>Date:   15th May, 2026</w:t>
+              <w:t>Date:   27th May, 2026</w:t>
             </w:r>
           </w:p>
         </w:tc>
@@ -3451,7 +3309,7 @@
                 <w:sz w:val="18"/>
                 <w:u w:val="none"/>
               </w:rPr>
-              <w:t>Date:   15th May, 2026</w:t>
+              <w:t>Date:   27th May, 2026</w:t>
             </w:r>
           </w:p>
         </w:tc>
@@ -3612,7 +3470,7 @@
           <w:sz w:val="20"/>
           <w:u w:val="none"/>
         </w:rPr>
-        <w:t>15th May, 2026</w:t>
+        <w:t>27th May, 2026</w:t>
       </w:r>
     </w:p>
     <w:p>
@@ -3643,6 +3501,21 @@
           <w:u w:val="none"/>
         </w:rPr>
         <w:t>The Board of Directors of</w:t>
+      </w:r>
+    </w:p>
+    <w:p>
+      <w:pPr>
+        <w:spacing w:before="0" w:after="20"/>
+        <w:jc w:val="left"/>
+      </w:pPr>
+      <w:r>
+        <w:rPr>
+          <w:rFonts w:ascii="Adani" w:hAnsi="Adani"/>
+          <w:b/>
+          <w:sz w:val="20"/>
+          <w:u w:val="none"/>
+        </w:rPr>
+        <w:t>ADANI GREEN ENERGY TWENTY SIX B LIMITED</w:t>
       </w:r>
     </w:p>
     <w:p>
@@ -3717,21 +3590,6 @@
           <w:sz w:val="20"/>
           <w:u w:val="none"/>
         </w:rPr>
-        <w:t>ADANI RENEWABLE ENERGY EIGHT LIMITED</w:t>
-      </w:r>
-    </w:p>
-    <w:p>
-      <w:pPr>
-        <w:spacing w:before="0" w:after="20"/>
-        <w:jc w:val="left"/>
-      </w:pPr>
-      <w:r>
-        <w:rPr>
-          <w:rFonts w:ascii="Adani" w:hAnsi="Adani"/>
-          <w:b/>
-          <w:sz w:val="20"/>
-          <w:u w:val="none"/>
-        </w:rPr>
         <w:t>ADANI RENEWABLE ENERGY FOUR LIMITED</w:t>
       </w:r>
     </w:p>
@@ -3792,21 +3650,6 @@
           <w:sz w:val="20"/>
           <w:u w:val="none"/>
         </w:rPr>
-        <w:t>ADANI RENEWABLE ENERGY SIX LIMITED</w:t>
-      </w:r>
-    </w:p>
-    <w:p>
-      <w:pPr>
-        <w:spacing w:before="0" w:after="20"/>
-        <w:jc w:val="left"/>
-      </w:pPr>
-      <w:r>
-        <w:rPr>
-          <w:rFonts w:ascii="Adani" w:hAnsi="Adani"/>
-          <w:b/>
-          <w:sz w:val="20"/>
-          <w:u w:val="none"/>
-        </w:rPr>
         <w:t>ADANI RENEWABLE ENERGY FIVE LIMITED</w:t>
       </w:r>
     </w:p>
@@ -3822,7 +3665,7 @@
           <w:sz w:val="20"/>
           <w:u w:val="none"/>
         </w:rPr>
-        <w:t>ADANI GREEN ENERGY TWENTY FIVE B LIMITED</w:t>
+        <w:t>ADANI RENEWABLE ENERGY FORTY EIGHT LIMITED</w:t>
       </w:r>
     </w:p>
     <w:p>
@@ -3837,7 +3680,7 @@
           <w:sz w:val="20"/>
           <w:u w:val="none"/>
         </w:rPr>
-        <w:t>ADANI RENEWABLE ENERGY FORTY EIGHT LIMITED</w:t>
+        <w:t>ADANI GREEN ENERGY TWENTY FIVE B LIMITED</w:t>
       </w:r>
     </w:p>
     <w:p/>
@@ -3884,6 +3727,21 @@
           <w:u w:val="none"/>
         </w:rPr>
         <w:t>(A) Public Limited Companies:</w:t>
+      </w:r>
+    </w:p>
+    <w:p>
+      <w:pPr>
+        <w:spacing w:before="0" w:after="20"/>
+        <w:jc w:val="left"/>
+      </w:pPr>
+      <w:r>
+        <w:rPr>
+          <w:rFonts w:ascii="Adani" w:hAnsi="Adani"/>
+          <w:b w:val="0"/>
+          <w:sz w:val="20"/>
+          <w:u w:val="none"/>
+        </w:rPr>
+        <w:t>ADANI GREEN ENERGY TWENTY SIX B LIMITED</w:t>
       </w:r>
     </w:p>
     <w:p>
@@ -3958,21 +3816,6 @@
           <w:sz w:val="20"/>
           <w:u w:val="none"/>
         </w:rPr>
-        <w:t>ADANI RENEWABLE ENERGY EIGHT LIMITED</w:t>
-      </w:r>
-    </w:p>
-    <w:p>
-      <w:pPr>
-        <w:spacing w:before="0" w:after="20"/>
-        <w:jc w:val="left"/>
-      </w:pPr>
-      <w:r>
-        <w:rPr>
-          <w:rFonts w:ascii="Adani" w:hAnsi="Adani"/>
-          <w:b w:val="0"/>
-          <w:sz w:val="20"/>
-          <w:u w:val="none"/>
-        </w:rPr>
         <w:t>ADANI RENEWABLE ENERGY FOUR LIMITED</w:t>
       </w:r>
     </w:p>
@@ -4033,21 +3876,6 @@
           <w:sz w:val="20"/>
           <w:u w:val="none"/>
         </w:rPr>
-        <w:t>ADANI RENEWABLE ENERGY SIX LIMITED</w:t>
-      </w:r>
-    </w:p>
-    <w:p>
-      <w:pPr>
-        <w:spacing w:before="0" w:after="20"/>
-        <w:jc w:val="left"/>
-      </w:pPr>
-      <w:r>
-        <w:rPr>
-          <w:rFonts w:ascii="Adani" w:hAnsi="Adani"/>
-          <w:b w:val="0"/>
-          <w:sz w:val="20"/>
-          <w:u w:val="none"/>
-        </w:rPr>
         <w:t>ADANI RENEWABLE ENERGY FIVE LIMITED</w:t>
       </w:r>
     </w:p>
@@ -4063,7 +3891,7 @@
           <w:sz w:val="20"/>
           <w:u w:val="none"/>
         </w:rPr>
-        <w:t>ADANI GREEN ENERGY TWENTY FIVE B LIMITED</w:t>
+        <w:t>ADANI RENEWABLE ENERGY FORTY EIGHT LIMITED</w:t>
       </w:r>
     </w:p>
     <w:p>
@@ -4078,7 +3906,7 @@
           <w:sz w:val="20"/>
           <w:u w:val="none"/>
         </w:rPr>
-        <w:t>ADANI RENEWABLE ENERGY FORTY EIGHT LIMITED</w:t>
+        <w:t>ADANI GREEN ENERGY TWENTY FIVE B LIMITED</w:t>
       </w:r>
     </w:p>
     <w:p/>
@@ -4904,7 +4732,7 @@
                 <w:sz w:val="18"/>
                 <w:u w:val="none"/>
               </w:rPr>
-              <w:t>13</w:t>
+              <w:t>12</w:t>
             </w:r>
           </w:p>
         </w:tc>
@@ -5048,6 +4876,120 @@
                 <w:u w:val="none"/>
               </w:rPr>
               <w:t>Appointment Date</w:t>
+            </w:r>
+          </w:p>
+        </w:tc>
+      </w:tr>
+      <w:tr>
+        <w:tc>
+          <w:tcPr>
+            <w:tcW w:type="dxa" w:w="2268"/>
+            <w:shd w:val="clear" w:color="auto" w:fill="FFFFFF"/>
+            <w:tcBorders>
+              <w:top w:val="single" w:sz="4" w:space="0" w:color="000000"/>
+              <w:left w:val="single" w:sz="4" w:space="0" w:color="000000"/>
+              <w:bottom w:val="single" w:sz="4" w:space="0" w:color="000000"/>
+              <w:right w:val="single" w:sz="4" w:space="0" w:color="000000"/>
+            </w:tcBorders>
+            <w:vAlign w:val="center"/>
+          </w:tcPr>
+          <w:p>
+            <w:pPr>
+              <w:spacing w:before="40" w:after="40"/>
+              <w:jc w:val="left"/>
+            </w:pPr>
+            <w:r>
+              <w:rPr>
+                <w:rFonts w:ascii="Adani" w:hAnsi="Adani"/>
+                <w:b w:val="0"/>
+                <w:sz w:val="18"/>
+                <w:u w:val="none"/>
+              </w:rPr>
+              <w:t>U40106GJ2020PLC114739</w:t>
+            </w:r>
+          </w:p>
+        </w:tc>
+        <w:tc>
+          <w:tcPr>
+            <w:tcW w:type="dxa" w:w="4252"/>
+            <w:shd w:val="clear" w:color="auto" w:fill="FFFFFF"/>
+            <w:tcBorders>
+              <w:top w:val="single" w:sz="4" w:space="0" w:color="000000"/>
+              <w:left w:val="single" w:sz="4" w:space="0" w:color="000000"/>
+              <w:bottom w:val="single" w:sz="4" w:space="0" w:color="000000"/>
+              <w:right w:val="single" w:sz="4" w:space="0" w:color="000000"/>
+            </w:tcBorders>
+            <w:vAlign w:val="center"/>
+          </w:tcPr>
+          <w:p>
+            <w:pPr>
+              <w:spacing w:before="40" w:after="40"/>
+              <w:jc w:val="left"/>
+            </w:pPr>
+            <w:r>
+              <w:rPr>
+                <w:rFonts w:ascii="Adani" w:hAnsi="Adani"/>
+                <w:b w:val="0"/>
+                <w:sz w:val="18"/>
+                <w:u w:val="none"/>
+              </w:rPr>
+              <w:t>ADANI GREEN ENERGY TWENTY SIX B LIMITED</w:t>
+            </w:r>
+          </w:p>
+        </w:tc>
+        <w:tc>
+          <w:tcPr>
+            <w:tcW w:type="dxa" w:w="1587"/>
+            <w:shd w:val="clear" w:color="auto" w:fill="FFFFFF"/>
+            <w:tcBorders>
+              <w:top w:val="single" w:sz="4" w:space="0" w:color="000000"/>
+              <w:left w:val="single" w:sz="4" w:space="0" w:color="000000"/>
+              <w:bottom w:val="single" w:sz="4" w:space="0" w:color="000000"/>
+              <w:right w:val="single" w:sz="4" w:space="0" w:color="000000"/>
+            </w:tcBorders>
+            <w:vAlign w:val="center"/>
+          </w:tcPr>
+          <w:p>
+            <w:pPr>
+              <w:spacing w:before="40" w:after="40"/>
+              <w:jc w:val="left"/>
+            </w:pPr>
+            <w:r>
+              <w:rPr>
+                <w:rFonts w:ascii="Adani" w:hAnsi="Adani"/>
+                <w:b w:val="0"/>
+                <w:sz w:val="18"/>
+                <w:u w:val="none"/>
+              </w:rPr>
+              <w:t>Additional Director</w:t>
+            </w:r>
+          </w:p>
+        </w:tc>
+        <w:tc>
+          <w:tcPr>
+            <w:tcW w:type="dxa" w:w="1304"/>
+            <w:shd w:val="clear" w:color="auto" w:fill="FFFFFF"/>
+            <w:tcBorders>
+              <w:top w:val="single" w:sz="4" w:space="0" w:color="000000"/>
+              <w:left w:val="single" w:sz="4" w:space="0" w:color="000000"/>
+              <w:bottom w:val="single" w:sz="4" w:space="0" w:color="000000"/>
+              <w:right w:val="single" w:sz="4" w:space="0" w:color="000000"/>
+            </w:tcBorders>
+            <w:vAlign w:val="center"/>
+          </w:tcPr>
+          <w:p>
+            <w:pPr>
+              <w:spacing w:before="40" w:after="40"/>
+              <w:jc w:val="left"/>
+            </w:pPr>
+            <w:r>
+              <w:rPr>
+                <w:rFonts w:ascii="Adani" w:hAnsi="Adani"/>
+                <w:b w:val="0"/>
+                <w:sz w:val="18"/>
+                <w:u w:val="none"/>
+              </w:rPr>
+              <w:t>23/03/2026</w:t>
             </w:r>
           </w:p>
         </w:tc>
@@ -5533,120 +5475,6 @@
                 <w:sz w:val="18"/>
                 <w:u w:val="none"/>
               </w:rPr>
-              <w:t>U40109GJ2021PLC120855</w:t>
-            </w:r>
-          </w:p>
-        </w:tc>
-        <w:tc>
-          <w:tcPr>
-            <w:tcW w:type="dxa" w:w="4252"/>
-            <w:shd w:val="clear" w:color="auto" w:fill="FFFFFF"/>
-            <w:tcBorders>
-              <w:top w:val="single" w:sz="4" w:space="0" w:color="000000"/>
-              <w:left w:val="single" w:sz="4" w:space="0" w:color="000000"/>
-              <w:bottom w:val="single" w:sz="4" w:space="0" w:color="000000"/>
-              <w:right w:val="single" w:sz="4" w:space="0" w:color="000000"/>
-            </w:tcBorders>
-            <w:vAlign w:val="center"/>
-          </w:tcPr>
-          <w:p>
-            <w:pPr>
-              <w:spacing w:before="40" w:after="40"/>
-              <w:jc w:val="left"/>
-            </w:pPr>
-            <w:r>
-              <w:rPr>
-                <w:rFonts w:ascii="Adani" w:hAnsi="Adani"/>
-                <w:b w:val="0"/>
-                <w:sz w:val="18"/>
-                <w:u w:val="none"/>
-              </w:rPr>
-              <w:t>ADANI RENEWABLE ENERGY EIGHT LIMITED</w:t>
-            </w:r>
-          </w:p>
-        </w:tc>
-        <w:tc>
-          <w:tcPr>
-            <w:tcW w:type="dxa" w:w="1587"/>
-            <w:shd w:val="clear" w:color="auto" w:fill="FFFFFF"/>
-            <w:tcBorders>
-              <w:top w:val="single" w:sz="4" w:space="0" w:color="000000"/>
-              <w:left w:val="single" w:sz="4" w:space="0" w:color="000000"/>
-              <w:bottom w:val="single" w:sz="4" w:space="0" w:color="000000"/>
-              <w:right w:val="single" w:sz="4" w:space="0" w:color="000000"/>
-            </w:tcBorders>
-            <w:vAlign w:val="center"/>
-          </w:tcPr>
-          <w:p>
-            <w:pPr>
-              <w:spacing w:before="40" w:after="40"/>
-              <w:jc w:val="left"/>
-            </w:pPr>
-            <w:r>
-              <w:rPr>
-                <w:rFonts w:ascii="Adani" w:hAnsi="Adani"/>
-                <w:b w:val="0"/>
-                <w:sz w:val="18"/>
-                <w:u w:val="none"/>
-              </w:rPr>
-              <w:t>Additional Director</w:t>
-            </w:r>
-          </w:p>
-        </w:tc>
-        <w:tc>
-          <w:tcPr>
-            <w:tcW w:type="dxa" w:w="1304"/>
-            <w:shd w:val="clear" w:color="auto" w:fill="FFFFFF"/>
-            <w:tcBorders>
-              <w:top w:val="single" w:sz="4" w:space="0" w:color="000000"/>
-              <w:left w:val="single" w:sz="4" w:space="0" w:color="000000"/>
-              <w:bottom w:val="single" w:sz="4" w:space="0" w:color="000000"/>
-              <w:right w:val="single" w:sz="4" w:space="0" w:color="000000"/>
-            </w:tcBorders>
-            <w:vAlign w:val="center"/>
-          </w:tcPr>
-          <w:p>
-            <w:pPr>
-              <w:spacing w:before="40" w:after="40"/>
-              <w:jc w:val="left"/>
-            </w:pPr>
-            <w:r>
-              <w:rPr>
-                <w:rFonts w:ascii="Adani" w:hAnsi="Adani"/>
-                <w:b w:val="0"/>
-                <w:sz w:val="18"/>
-                <w:u w:val="none"/>
-              </w:rPr>
-              <w:t>20/08/2025</w:t>
-            </w:r>
-          </w:p>
-        </w:tc>
-      </w:tr>
-      <w:tr>
-        <w:tc>
-          <w:tcPr>
-            <w:tcW w:type="dxa" w:w="2268"/>
-            <w:shd w:val="clear" w:color="auto" w:fill="FFFFFF"/>
-            <w:tcBorders>
-              <w:top w:val="single" w:sz="4" w:space="0" w:color="000000"/>
-              <w:left w:val="single" w:sz="4" w:space="0" w:color="000000"/>
-              <w:bottom w:val="single" w:sz="4" w:space="0" w:color="000000"/>
-              <w:right w:val="single" w:sz="4" w:space="0" w:color="000000"/>
-            </w:tcBorders>
-            <w:vAlign w:val="center"/>
-          </w:tcPr>
-          <w:p>
-            <w:pPr>
-              <w:spacing w:before="40" w:after="40"/>
-              <w:jc w:val="left"/>
-            </w:pPr>
-            <w:r>
-              <w:rPr>
-                <w:rFonts w:ascii="Adani" w:hAnsi="Adani"/>
-                <w:b w:val="0"/>
-                <w:sz w:val="18"/>
-                <w:u w:val="none"/>
-              </w:rPr>
               <w:t>U40106GJ2021PLC120851</w:t>
             </w:r>
           </w:p>
@@ -6103,120 +5931,6 @@
                 <w:sz w:val="18"/>
                 <w:u w:val="none"/>
               </w:rPr>
-              <w:t>U40106GJ2021PLC120852</w:t>
-            </w:r>
-          </w:p>
-        </w:tc>
-        <w:tc>
-          <w:tcPr>
-            <w:tcW w:type="dxa" w:w="4252"/>
-            <w:shd w:val="clear" w:color="auto" w:fill="FFFFFF"/>
-            <w:tcBorders>
-              <w:top w:val="single" w:sz="4" w:space="0" w:color="000000"/>
-              <w:left w:val="single" w:sz="4" w:space="0" w:color="000000"/>
-              <w:bottom w:val="single" w:sz="4" w:space="0" w:color="000000"/>
-              <w:right w:val="single" w:sz="4" w:space="0" w:color="000000"/>
-            </w:tcBorders>
-            <w:vAlign w:val="center"/>
-          </w:tcPr>
-          <w:p>
-            <w:pPr>
-              <w:spacing w:before="40" w:after="40"/>
-              <w:jc w:val="left"/>
-            </w:pPr>
-            <w:r>
-              <w:rPr>
-                <w:rFonts w:ascii="Adani" w:hAnsi="Adani"/>
-                <w:b w:val="0"/>
-                <w:sz w:val="18"/>
-                <w:u w:val="none"/>
-              </w:rPr>
-              <w:t>ADANI RENEWABLE ENERGY SIX LIMITED</w:t>
-            </w:r>
-          </w:p>
-        </w:tc>
-        <w:tc>
-          <w:tcPr>
-            <w:tcW w:type="dxa" w:w="1587"/>
-            <w:shd w:val="clear" w:color="auto" w:fill="FFFFFF"/>
-            <w:tcBorders>
-              <w:top w:val="single" w:sz="4" w:space="0" w:color="000000"/>
-              <w:left w:val="single" w:sz="4" w:space="0" w:color="000000"/>
-              <w:bottom w:val="single" w:sz="4" w:space="0" w:color="000000"/>
-              <w:right w:val="single" w:sz="4" w:space="0" w:color="000000"/>
-            </w:tcBorders>
-            <w:vAlign w:val="center"/>
-          </w:tcPr>
-          <w:p>
-            <w:pPr>
-              <w:spacing w:before="40" w:after="40"/>
-              <w:jc w:val="left"/>
-            </w:pPr>
-            <w:r>
-              <w:rPr>
-                <w:rFonts w:ascii="Adani" w:hAnsi="Adani"/>
-                <w:b w:val="0"/>
-                <w:sz w:val="18"/>
-                <w:u w:val="none"/>
-              </w:rPr>
-              <w:t>Additional Director</w:t>
-            </w:r>
-          </w:p>
-        </w:tc>
-        <w:tc>
-          <w:tcPr>
-            <w:tcW w:type="dxa" w:w="1304"/>
-            <w:shd w:val="clear" w:color="auto" w:fill="FFFFFF"/>
-            <w:tcBorders>
-              <w:top w:val="single" w:sz="4" w:space="0" w:color="000000"/>
-              <w:left w:val="single" w:sz="4" w:space="0" w:color="000000"/>
-              <w:bottom w:val="single" w:sz="4" w:space="0" w:color="000000"/>
-              <w:right w:val="single" w:sz="4" w:space="0" w:color="000000"/>
-            </w:tcBorders>
-            <w:vAlign w:val="center"/>
-          </w:tcPr>
-          <w:p>
-            <w:pPr>
-              <w:spacing w:before="40" w:after="40"/>
-              <w:jc w:val="left"/>
-            </w:pPr>
-            <w:r>
-              <w:rPr>
-                <w:rFonts w:ascii="Adani" w:hAnsi="Adani"/>
-                <w:b w:val="0"/>
-                <w:sz w:val="18"/>
-                <w:u w:val="none"/>
-              </w:rPr>
-              <w:t>20/08/2025</w:t>
-            </w:r>
-          </w:p>
-        </w:tc>
-      </w:tr>
-      <w:tr>
-        <w:tc>
-          <w:tcPr>
-            <w:tcW w:type="dxa" w:w="2268"/>
-            <w:shd w:val="clear" w:color="auto" w:fill="FFFFFF"/>
-            <w:tcBorders>
-              <w:top w:val="single" w:sz="4" w:space="0" w:color="000000"/>
-              <w:left w:val="single" w:sz="4" w:space="0" w:color="000000"/>
-              <w:bottom w:val="single" w:sz="4" w:space="0" w:color="000000"/>
-              <w:right w:val="single" w:sz="4" w:space="0" w:color="000000"/>
-            </w:tcBorders>
-            <w:vAlign w:val="center"/>
-          </w:tcPr>
-          <w:p>
-            <w:pPr>
-              <w:spacing w:before="40" w:after="40"/>
-              <w:jc w:val="left"/>
-            </w:pPr>
-            <w:r>
-              <w:rPr>
-                <w:rFonts w:ascii="Adani" w:hAnsi="Adani"/>
-                <w:b w:val="0"/>
-                <w:sz w:val="18"/>
-                <w:u w:val="none"/>
-              </w:rPr>
               <w:t>U40106GJ2021PLC120850</w:t>
             </w:r>
           </w:p>
@@ -6331,7 +6045,7 @@
                 <w:sz w:val="18"/>
                 <w:u w:val="none"/>
               </w:rPr>
-              <w:t>U40100GJ2020PLC114378</w:t>
+              <w:t>U40300GJ2022PLC136061</w:t>
             </w:r>
           </w:p>
         </w:tc>
@@ -6359,7 +6073,7 @@
                 <w:sz w:val="18"/>
                 <w:u w:val="none"/>
               </w:rPr>
-              <w:t>ADANI GREEN ENERGY TWENTY FIVE B LIMITED</w:t>
+              <w:t>ADANI RENEWABLE ENERGY FORTY EIGHT LIMITED</w:t>
             </w:r>
           </w:p>
         </w:tc>
@@ -6445,7 +6159,7 @@
                 <w:sz w:val="18"/>
                 <w:u w:val="none"/>
               </w:rPr>
-              <w:t>U40300GJ2022PLC136061</w:t>
+              <w:t>U40100GJ2020PLC114378</w:t>
             </w:r>
           </w:p>
         </w:tc>
@@ -6473,7 +6187,7 @@
                 <w:sz w:val="18"/>
                 <w:u w:val="none"/>
               </w:rPr>
-              <w:t>ADANI RENEWABLE ENERGY FORTY EIGHT LIMITED</w:t>
+              <w:t>ADANI GREEN ENERGY TWENTY FIVE B LIMITED</w:t>
             </w:r>
           </w:p>
         </w:tc>

--- a/Backend/Director_Disclosure/Output_Disclosures/2024-25/ADANI_RENEWABLE_ENERGY_TWO_LIMITED/MBP-1/MBP1_KRUPALI_KUNDANLAL_TRIVEDI_10829616.docx
+++ b/Backend/Director_Disclosure/Output_Disclosures/2024-25/ADANI_RENEWABLE_ENERGY_TWO_LIMITED/MBP-1/MBP1_KRUPALI_KUNDANLAL_TRIVEDI_10829616.docx
@@ -1099,7 +1099,7 @@
                 <w:sz w:val="18"/>
                 <w:u w:val="none"/>
               </w:rPr>
-              <w:t>ADANI RENEWABLE ENERGY FOUR LIMITED</w:t>
+              <w:t>ADANI RENEWABLE ENERGY ONE LIMITED</w:t>
             </w:r>
           </w:p>
         </w:tc>
@@ -1383,7 +1383,7 @@
                 <w:sz w:val="18"/>
                 <w:u w:val="none"/>
               </w:rPr>
-              <w:t>ADANI RENEWABLE ENERGY ONE LIMITED</w:t>
+              <w:t>ADANI RENEWABLE ENERGY FOUR LIMITED</w:t>
             </w:r>
           </w:p>
         </w:tc>
@@ -1809,7 +1809,7 @@
                 <w:sz w:val="18"/>
                 <w:u w:val="none"/>
               </w:rPr>
-              <w:t>ADANI RENEWABLE ENERGY FORTY EIGHT LIMITED</w:t>
+              <w:t>ADANI GREEN ENERGY TWENTY FIVE B LIMITED</w:t>
             </w:r>
           </w:p>
         </w:tc>
@@ -1837,7 +1837,7 @@
                 <w:sz w:val="18"/>
                 <w:u w:val="none"/>
               </w:rPr>
-              <w:t>Additional Director</w:t>
+              <w:t>Director</w:t>
             </w:r>
           </w:p>
         </w:tc>
@@ -1893,149 +1893,7 @@
                 <w:sz w:val="18"/>
                 <w:u w:val="none"/>
               </w:rPr>
-              <w:t>18/11/2024</w:t>
-            </w:r>
-          </w:p>
-        </w:tc>
-      </w:tr>
-      <w:tr>
-        <w:tc>
-          <w:tcPr>
-            <w:tcW w:type="dxa" w:w="680"/>
-            <w:shd w:val="clear" w:color="auto" w:fill="FFFFFF"/>
-            <w:tcBorders>
-              <w:top w:val="single" w:sz="4" w:space="0" w:color="000000"/>
-              <w:left w:val="single" w:sz="4" w:space="0" w:color="000000"/>
-              <w:bottom w:val="single" w:sz="4" w:space="0" w:color="000000"/>
-              <w:right w:val="single" w:sz="4" w:space="0" w:color="000000"/>
-            </w:tcBorders>
-            <w:vAlign w:val="center"/>
-          </w:tcPr>
-          <w:p>
-            <w:pPr>
-              <w:spacing w:before="40" w:after="40"/>
-              <w:jc w:val="left"/>
-            </w:pPr>
-            <w:r>
-              <w:rPr>
-                <w:rFonts w:ascii="Adani" w:hAnsi="Adani"/>
-                <w:b w:val="0"/>
-                <w:sz w:val="18"/>
-                <w:u w:val="none"/>
-              </w:rPr>
-              <w:t>12</w:t>
-            </w:r>
-          </w:p>
-        </w:tc>
-        <w:tc>
-          <w:tcPr>
-            <w:tcW w:type="dxa" w:w="3969"/>
-            <w:shd w:val="clear" w:color="auto" w:fill="FFFFFF"/>
-            <w:tcBorders>
-              <w:top w:val="single" w:sz="4" w:space="0" w:color="000000"/>
-              <w:left w:val="single" w:sz="4" w:space="0" w:color="000000"/>
-              <w:bottom w:val="single" w:sz="4" w:space="0" w:color="000000"/>
-              <w:right w:val="single" w:sz="4" w:space="0" w:color="000000"/>
-            </w:tcBorders>
-            <w:vAlign w:val="center"/>
-          </w:tcPr>
-          <w:p>
-            <w:pPr>
-              <w:spacing w:before="40" w:after="40"/>
-              <w:jc w:val="left"/>
-            </w:pPr>
-            <w:r>
-              <w:rPr>
-                <w:rFonts w:ascii="Adani" w:hAnsi="Adani"/>
-                <w:b w:val="0"/>
-                <w:sz w:val="18"/>
-                <w:u w:val="none"/>
-              </w:rPr>
-              <w:t>ADANI GREEN ENERGY TWENTY FIVE B LIMITED</w:t>
-            </w:r>
-          </w:p>
-        </w:tc>
-        <w:tc>
-          <w:tcPr>
-            <w:tcW w:type="dxa" w:w="1814"/>
-            <w:shd w:val="clear" w:color="auto" w:fill="FFFFFF"/>
-            <w:tcBorders>
-              <w:top w:val="single" w:sz="4" w:space="0" w:color="000000"/>
-              <w:left w:val="single" w:sz="4" w:space="0" w:color="000000"/>
-              <w:bottom w:val="single" w:sz="4" w:space="0" w:color="000000"/>
-              <w:right w:val="single" w:sz="4" w:space="0" w:color="000000"/>
-            </w:tcBorders>
-            <w:vAlign w:val="center"/>
-          </w:tcPr>
-          <w:p>
-            <w:pPr>
-              <w:spacing w:before="40" w:after="40"/>
-              <w:jc w:val="left"/>
-            </w:pPr>
-            <w:r>
-              <w:rPr>
-                <w:rFonts w:ascii="Adani" w:hAnsi="Adani"/>
-                <w:b w:val="0"/>
-                <w:sz w:val="18"/>
-                <w:u w:val="none"/>
-              </w:rPr>
-              <w:t>Additional Director</w:t>
-            </w:r>
-          </w:p>
-        </w:tc>
-        <w:tc>
-          <w:tcPr>
-            <w:tcW w:type="dxa" w:w="1020"/>
-            <w:shd w:val="clear" w:color="auto" w:fill="FFFFFF"/>
-            <w:tcBorders>
-              <w:top w:val="single" w:sz="4" w:space="0" w:color="000000"/>
-              <w:left w:val="single" w:sz="4" w:space="0" w:color="000000"/>
-              <w:bottom w:val="single" w:sz="4" w:space="0" w:color="000000"/>
-              <w:right w:val="single" w:sz="4" w:space="0" w:color="000000"/>
-            </w:tcBorders>
-            <w:vAlign w:val="center"/>
-          </w:tcPr>
-          <w:p>
-            <w:pPr>
-              <w:spacing w:before="40" w:after="40"/>
-              <w:jc w:val="left"/>
-            </w:pPr>
-            <w:r>
-              <w:rPr>
-                <w:rFonts w:ascii="Adani" w:hAnsi="Adani"/>
-                <w:b w:val="0"/>
-                <w:sz w:val="18"/>
-                <w:u w:val="none"/>
-              </w:rPr>
-              <w:t>NIL</w:t>
-            </w:r>
-          </w:p>
-        </w:tc>
-        <w:tc>
-          <w:tcPr>
-            <w:tcW w:type="dxa" w:w="1247"/>
-            <w:shd w:val="clear" w:color="auto" w:fill="FFFFFF"/>
-            <w:tcBorders>
-              <w:top w:val="single" w:sz="4" w:space="0" w:color="000000"/>
-              <w:left w:val="single" w:sz="4" w:space="0" w:color="000000"/>
-              <w:bottom w:val="single" w:sz="4" w:space="0" w:color="000000"/>
-              <w:right w:val="single" w:sz="4" w:space="0" w:color="000000"/>
-            </w:tcBorders>
-            <w:vAlign w:val="center"/>
-          </w:tcPr>
-          <w:p>
-            <w:pPr>
-              <w:spacing w:before="40" w:after="40"/>
-              <w:jc w:val="left"/>
-            </w:pPr>
-            <w:r>
-              <w:rPr>
-                <w:rFonts w:ascii="Adani" w:hAnsi="Adani"/>
-                <w:b w:val="0"/>
-                <w:sz w:val="18"/>
-                <w:u w:val="none"/>
-              </w:rPr>
-              <w:t>18/11/2024</w:t>
+              <w:t>23/06/2025</w:t>
             </w:r>
           </w:p>
         </w:tc>
@@ -2272,7 +2130,7 @@
                 <w:sz w:val="18"/>
                 <w:u w:val="none"/>
               </w:rPr>
-              <w:t>Date:   27th May, 2026</w:t>
+              <w:t>Date:   09th June, 2026</w:t>
             </w:r>
           </w:p>
         </w:tc>
@@ -2316,7 +2174,7 @@
                 <w:sz w:val="18"/>
                 <w:u w:val="none"/>
               </w:rPr>
-              <w:t>Designation :  Additional Director</w:t>
+              <w:t>Designation :  Director</w:t>
             </w:r>
           </w:p>
         </w:tc>
@@ -3309,7 +3167,7 @@
                 <w:sz w:val="18"/>
                 <w:u w:val="none"/>
               </w:rPr>
-              <w:t>Date:   27th May, 2026</w:t>
+              <w:t>Date:   09th June, 2026</w:t>
             </w:r>
           </w:p>
         </w:tc>
@@ -3353,7 +3211,7 @@
                 <w:sz w:val="18"/>
                 <w:u w:val="none"/>
               </w:rPr>
-              <w:t>Designation :  Additional Director</w:t>
+              <w:t>Designation :  Director</w:t>
             </w:r>
           </w:p>
         </w:tc>
@@ -3470,7 +3328,7 @@
           <w:sz w:val="20"/>
           <w:u w:val="none"/>
         </w:rPr>
-        <w:t>27th May, 2026</w:t>
+        <w:t>09th June, 2026</w:t>
       </w:r>
     </w:p>
     <w:p>
@@ -3590,7 +3448,7 @@
           <w:sz w:val="20"/>
           <w:u w:val="none"/>
         </w:rPr>
-        <w:t>ADANI RENEWABLE ENERGY FOUR LIMITED</w:t>
+        <w:t>ADANI RENEWABLE ENERGY ONE LIMITED</w:t>
       </w:r>
     </w:p>
     <w:p>
@@ -3620,7 +3478,7 @@
           <w:sz w:val="20"/>
           <w:u w:val="none"/>
         </w:rPr>
-        <w:t>ADANI RENEWABLE ENERGY ONE LIMITED</w:t>
+        <w:t>ADANI RENEWABLE ENERGY FOUR LIMITED</w:t>
       </w:r>
     </w:p>
     <w:p>
@@ -3651,21 +3509,6 @@
           <w:u w:val="none"/>
         </w:rPr>
         <w:t>ADANI RENEWABLE ENERGY FIVE LIMITED</w:t>
-      </w:r>
-    </w:p>
-    <w:p>
-      <w:pPr>
-        <w:spacing w:before="0" w:after="20"/>
-        <w:jc w:val="left"/>
-      </w:pPr>
-      <w:r>
-        <w:rPr>
-          <w:rFonts w:ascii="Adani" w:hAnsi="Adani"/>
-          <w:b/>
-          <w:sz w:val="20"/>
-          <w:u w:val="none"/>
-        </w:rPr>
-        <w:t>ADANI RENEWABLE ENERGY FORTY EIGHT LIMITED</w:t>
       </w:r>
     </w:p>
     <w:p>
@@ -3816,7 +3659,7 @@
           <w:sz w:val="20"/>
           <w:u w:val="none"/>
         </w:rPr>
-        <w:t>ADANI RENEWABLE ENERGY FOUR LIMITED</w:t>
+        <w:t>ADANI RENEWABLE ENERGY ONE LIMITED</w:t>
       </w:r>
     </w:p>
     <w:p>
@@ -3846,7 +3689,7 @@
           <w:sz w:val="20"/>
           <w:u w:val="none"/>
         </w:rPr>
-        <w:t>ADANI RENEWABLE ENERGY ONE LIMITED</w:t>
+        <w:t>ADANI RENEWABLE ENERGY FOUR LIMITED</w:t>
       </w:r>
     </w:p>
     <w:p>
@@ -3877,21 +3720,6 @@
           <w:u w:val="none"/>
         </w:rPr>
         <w:t>ADANI RENEWABLE ENERGY FIVE LIMITED</w:t>
-      </w:r>
-    </w:p>
-    <w:p>
-      <w:pPr>
-        <w:spacing w:before="0" w:after="20"/>
-        <w:jc w:val="left"/>
-      </w:pPr>
-      <w:r>
-        <w:rPr>
-          <w:rFonts w:ascii="Adani" w:hAnsi="Adani"/>
-          <w:b w:val="0"/>
-          <w:sz w:val="20"/>
-          <w:u w:val="none"/>
-        </w:rPr>
-        <w:t>ADANI RENEWABLE ENERGY FORTY EIGHT LIMITED</w:t>
       </w:r>
     </w:p>
     <w:p>
@@ -4732,7 +4560,7 @@
                 <w:sz w:val="18"/>
                 <w:u w:val="none"/>
               </w:rPr>
-              <w:t>12</w:t>
+              <w:t>11</w:t>
             </w:r>
           </w:p>
         </w:tc>
@@ -5475,7 +5303,7 @@
                 <w:sz w:val="18"/>
                 <w:u w:val="none"/>
               </w:rPr>
-              <w:t>U40106GJ2021PLC120851</w:t>
+              <w:t>U40106GJ2021PLC120843</w:t>
             </w:r>
           </w:p>
         </w:tc>
@@ -5503,7 +5331,7 @@
                 <w:sz w:val="18"/>
                 <w:u w:val="none"/>
               </w:rPr>
-              <w:t>ADANI RENEWABLE ENERGY FOUR LIMITED</w:t>
+              <w:t>ADANI RENEWABLE ENERGY ONE LIMITED</w:t>
             </w:r>
           </w:p>
         </w:tc>
@@ -5703,7 +5531,7 @@
                 <w:sz w:val="18"/>
                 <w:u w:val="none"/>
               </w:rPr>
-              <w:t>U40106GJ2021PLC120843</w:t>
+              <w:t>U40106GJ2021PLC120851</w:t>
             </w:r>
           </w:p>
         </w:tc>
@@ -5731,7 +5559,7 @@
                 <w:sz w:val="18"/>
                 <w:u w:val="none"/>
               </w:rPr>
-              <w:t>ADANI RENEWABLE ENERGY ONE LIMITED</w:t>
+              <w:t>ADANI RENEWABLE ENERGY FOUR LIMITED</w:t>
             </w:r>
           </w:p>
         </w:tc>
@@ -6045,120 +5873,6 @@
                 <w:sz w:val="18"/>
                 <w:u w:val="none"/>
               </w:rPr>
-              <w:t>U40300GJ2022PLC136061</w:t>
-            </w:r>
-          </w:p>
-        </w:tc>
-        <w:tc>
-          <w:tcPr>
-            <w:tcW w:type="dxa" w:w="4252"/>
-            <w:shd w:val="clear" w:color="auto" w:fill="FFFFFF"/>
-            <w:tcBorders>
-              <w:top w:val="single" w:sz="4" w:space="0" w:color="000000"/>
-              <w:left w:val="single" w:sz="4" w:space="0" w:color="000000"/>
-              <w:bottom w:val="single" w:sz="4" w:space="0" w:color="000000"/>
-              <w:right w:val="single" w:sz="4" w:space="0" w:color="000000"/>
-            </w:tcBorders>
-            <w:vAlign w:val="center"/>
-          </w:tcPr>
-          <w:p>
-            <w:pPr>
-              <w:spacing w:before="40" w:after="40"/>
-              <w:jc w:val="left"/>
-            </w:pPr>
-            <w:r>
-              <w:rPr>
-                <w:rFonts w:ascii="Adani" w:hAnsi="Adani"/>
-                <w:b w:val="0"/>
-                <w:sz w:val="18"/>
-                <w:u w:val="none"/>
-              </w:rPr>
-              <w:t>ADANI RENEWABLE ENERGY FORTY EIGHT LIMITED</w:t>
-            </w:r>
-          </w:p>
-        </w:tc>
-        <w:tc>
-          <w:tcPr>
-            <w:tcW w:type="dxa" w:w="1587"/>
-            <w:shd w:val="clear" w:color="auto" w:fill="FFFFFF"/>
-            <w:tcBorders>
-              <w:top w:val="single" w:sz="4" w:space="0" w:color="000000"/>
-              <w:left w:val="single" w:sz="4" w:space="0" w:color="000000"/>
-              <w:bottom w:val="single" w:sz="4" w:space="0" w:color="000000"/>
-              <w:right w:val="single" w:sz="4" w:space="0" w:color="000000"/>
-            </w:tcBorders>
-            <w:vAlign w:val="center"/>
-          </w:tcPr>
-          <w:p>
-            <w:pPr>
-              <w:spacing w:before="40" w:after="40"/>
-              <w:jc w:val="left"/>
-            </w:pPr>
-            <w:r>
-              <w:rPr>
-                <w:rFonts w:ascii="Adani" w:hAnsi="Adani"/>
-                <w:b w:val="0"/>
-                <w:sz w:val="18"/>
-                <w:u w:val="none"/>
-              </w:rPr>
-              <w:t>Additional Director</w:t>
-            </w:r>
-          </w:p>
-        </w:tc>
-        <w:tc>
-          <w:tcPr>
-            <w:tcW w:type="dxa" w:w="1304"/>
-            <w:shd w:val="clear" w:color="auto" w:fill="FFFFFF"/>
-            <w:tcBorders>
-              <w:top w:val="single" w:sz="4" w:space="0" w:color="000000"/>
-              <w:left w:val="single" w:sz="4" w:space="0" w:color="000000"/>
-              <w:bottom w:val="single" w:sz="4" w:space="0" w:color="000000"/>
-              <w:right w:val="single" w:sz="4" w:space="0" w:color="000000"/>
-            </w:tcBorders>
-            <w:vAlign w:val="center"/>
-          </w:tcPr>
-          <w:p>
-            <w:pPr>
-              <w:spacing w:before="40" w:after="40"/>
-              <w:jc w:val="left"/>
-            </w:pPr>
-            <w:r>
-              <w:rPr>
-                <w:rFonts w:ascii="Adani" w:hAnsi="Adani"/>
-                <w:b w:val="0"/>
-                <w:sz w:val="18"/>
-                <w:u w:val="none"/>
-              </w:rPr>
-              <w:t>18/11/2024</w:t>
-            </w:r>
-          </w:p>
-        </w:tc>
-      </w:tr>
-      <w:tr>
-        <w:tc>
-          <w:tcPr>
-            <w:tcW w:type="dxa" w:w="2268"/>
-            <w:shd w:val="clear" w:color="auto" w:fill="FFFFFF"/>
-            <w:tcBorders>
-              <w:top w:val="single" w:sz="4" w:space="0" w:color="000000"/>
-              <w:left w:val="single" w:sz="4" w:space="0" w:color="000000"/>
-              <w:bottom w:val="single" w:sz="4" w:space="0" w:color="000000"/>
-              <w:right w:val="single" w:sz="4" w:space="0" w:color="000000"/>
-            </w:tcBorders>
-            <w:vAlign w:val="center"/>
-          </w:tcPr>
-          <w:p>
-            <w:pPr>
-              <w:spacing w:before="40" w:after="40"/>
-              <w:jc w:val="left"/>
-            </w:pPr>
-            <w:r>
-              <w:rPr>
-                <w:rFonts w:ascii="Adani" w:hAnsi="Adani"/>
-                <w:b w:val="0"/>
-                <w:sz w:val="18"/>
-                <w:u w:val="none"/>
-              </w:rPr>
               <w:t>U40100GJ2020PLC114378</w:t>
             </w:r>
           </w:p>
@@ -6215,7 +5929,7 @@
                 <w:sz w:val="18"/>
                 <w:u w:val="none"/>
               </w:rPr>
-              <w:t>Additional Director</w:t>
+              <w:t>Director</w:t>
             </w:r>
           </w:p>
         </w:tc>
@@ -6243,7 +5957,7 @@
                 <w:sz w:val="18"/>
                 <w:u w:val="none"/>
               </w:rPr>
-              <w:t>18/11/2024</w:t>
+              <w:t>23/06/2025</w:t>
             </w:r>
           </w:p>
         </w:tc>
